--- a/ai/model/tests/file_target.docx
+++ b/ai/model/tests/file_target.docx
@@ -7,12 +7,14 @@
         <w:pStyle w:val="Judul1"/>
         <w:rPr>
           <w:rFonts w:cs="Times New Roman"/>
+          <w:szCs w:val="24"/>
         </w:rPr>
       </w:pPr>
       <w:bookmarkStart w:id="0" w:name="_Toc229820710"/>
       <w:r>
         <w:rPr>
           <w:rFonts w:cs="Times New Roman"/>
+          <w:szCs w:val="24"/>
         </w:rPr>
         <w:t>DAFTAR ISI</w:t>
       </w:r>
@@ -20,6 +22,7 @@
       <w:r>
         <w:rPr>
           <w:rFonts w:cs="Times New Roman"/>
+          <w:szCs w:val="24"/>
         </w:rPr>
         <w:t xml:space="preserve"> </w:t>
       </w:r>
@@ -27,12 +30,11 @@
     <w:sdt>
       <w:sdtPr>
         <w:rPr>
-          <w:rFonts w:eastAsia="Arial"/>
+          <w:rFonts w:eastAsia="Arial" w:cs="Arial"/>
           <w:b w:val="0"/>
           <w:bCs w:val="0"/>
           <w:iCs w:val="0"/>
           <w:color w:val="000000" w:themeColor="text1"/>
-          <w:szCs w:val="22"/>
         </w:rPr>
         <w:id w:val="-293144366"/>
         <w:docPartObj>
@@ -2918,6 +2920,8 @@
               <w:rFonts w:ascii="Times New Roman" w:hAnsi="Times New Roman"/>
               <w:noProof/>
               <w:kern w:val="2"/>
+              <w:sz w:val="24"/>
+              <w:szCs w:val="24"/>
               <w14:ligatures w14:val="standardContextual"/>
             </w:rPr>
           </w:pPr>
@@ -3007,6 +3011,7 @@
           <w:pPr>
             <w:rPr>
               <w:rFonts w:cs="Times New Roman"/>
+              <w:szCs w:val="24"/>
             </w:rPr>
           </w:pPr>
           <w:r>
@@ -3049,13 +3054,14 @@
           <w:rFonts w:cs="Times New Roman"/>
           <w:b/>
           <w:bCs/>
-          <w:szCs w:val="48"/>
+          <w:szCs w:val="24"/>
         </w:rPr>
       </w:pPr>
       <w:bookmarkStart w:id="1" w:name="_Toc229820711"/>
       <w:r>
         <w:rPr>
           <w:rFonts w:cs="Times New Roman"/>
+          <w:szCs w:val="24"/>
         </w:rPr>
         <w:br w:type="page"/>
       </w:r>
@@ -3065,11 +3071,13 @@
         <w:pStyle w:val="Judul1"/>
         <w:rPr>
           <w:rFonts w:cs="Times New Roman"/>
-        </w:rPr>
-      </w:pPr>
-      <w:r>
-        <w:rPr>
-          <w:rFonts w:cs="Times New Roman"/>
+          <w:szCs w:val="24"/>
+        </w:rPr>
+      </w:pPr>
+      <w:r>
+        <w:rPr>
+          <w:rFonts w:cs="Times New Roman"/>
+          <w:szCs w:val="24"/>
         </w:rPr>
         <w:lastRenderedPageBreak/>
         <w:t>DAFTAR GAMBAR</w:t>
@@ -3078,6 +3086,7 @@
       <w:r>
         <w:rPr>
           <w:rFonts w:cs="Times New Roman"/>
+          <w:szCs w:val="24"/>
         </w:rPr>
         <w:t xml:space="preserve"> </w:t>
       </w:r>
@@ -3090,6 +3099,7 @@
         </w:tabs>
         <w:rPr>
           <w:rFonts w:cs="Times New Roman"/>
+          <w:szCs w:val="24"/>
         </w:rPr>
       </w:pPr>
     </w:p>
@@ -3104,25 +3114,28 @@
           <w:noProof/>
           <w:color w:val="auto"/>
           <w:kern w:val="2"/>
-          <w:sz w:val="22"/>
+          <w:szCs w:val="24"/>
           <w14:ligatures w14:val="standardContextual"/>
         </w:rPr>
       </w:pPr>
       <w:r>
         <w:rPr>
           <w:rFonts w:cs="Times New Roman"/>
+          <w:szCs w:val="24"/>
         </w:rPr>
         <w:fldChar w:fldCharType="begin"/>
       </w:r>
       <w:r>
         <w:rPr>
           <w:rFonts w:cs="Times New Roman"/>
+          <w:szCs w:val="24"/>
         </w:rPr>
         <w:instrText xml:space="preserve"> TOC \h \z \t "Gambar" \c </w:instrText>
       </w:r>
       <w:r>
         <w:rPr>
           <w:rFonts w:cs="Times New Roman"/>
+          <w:szCs w:val="24"/>
         </w:rPr>
         <w:fldChar w:fldCharType="separate"/>
       </w:r>
@@ -3132,6 +3145,7 @@
             <w:rStyle w:val="Hyperlink"/>
             <w:rFonts w:cs="Times New Roman"/>
             <w:noProof/>
+            <w:szCs w:val="24"/>
           </w:rPr>
           <w:t xml:space="preserve">Gambar 3. 1 Model </w:t>
         </w:r>
@@ -3141,6 +3155,7 @@
             <w:rFonts w:cs="Times New Roman"/>
             <w:i/>
             <w:noProof/>
+            <w:szCs w:val="24"/>
           </w:rPr>
           <w:t>Waterfall</w:t>
         </w:r>
@@ -3149,6 +3164,7 @@
             <w:rFonts w:cs="Times New Roman"/>
             <w:noProof/>
             <w:webHidden/>
+            <w:szCs w:val="24"/>
           </w:rPr>
           <w:tab/>
         </w:r>
@@ -3157,6 +3173,7 @@
             <w:rFonts w:cs="Times New Roman"/>
             <w:noProof/>
             <w:webHidden/>
+            <w:szCs w:val="24"/>
           </w:rPr>
           <w:fldChar w:fldCharType="begin"/>
         </w:r>
@@ -3165,6 +3182,7 @@
             <w:rFonts w:cs="Times New Roman"/>
             <w:noProof/>
             <w:webHidden/>
+            <w:szCs w:val="24"/>
           </w:rPr>
           <w:instrText xml:space="preserve"> PAGEREF _Toc229820775 \h </w:instrText>
         </w:r>
@@ -3173,6 +3191,7 @@
             <w:rFonts w:cs="Times New Roman"/>
             <w:noProof/>
             <w:webHidden/>
+            <w:szCs w:val="24"/>
           </w:rPr>
         </w:r>
         <w:r>
@@ -3180,6 +3199,7 @@
             <w:rFonts w:cs="Times New Roman"/>
             <w:noProof/>
             <w:webHidden/>
+            <w:szCs w:val="24"/>
           </w:rPr>
           <w:fldChar w:fldCharType="separate"/>
         </w:r>
@@ -3188,6 +3208,7 @@
             <w:rFonts w:cs="Times New Roman"/>
             <w:noProof/>
             <w:webHidden/>
+            <w:szCs w:val="24"/>
           </w:rPr>
           <w:t>5</w:t>
         </w:r>
@@ -3196,6 +3217,7 @@
             <w:rFonts w:cs="Times New Roman"/>
             <w:noProof/>
             <w:webHidden/>
+            <w:szCs w:val="24"/>
           </w:rPr>
           <w:fldChar w:fldCharType="end"/>
         </w:r>
@@ -3213,6 +3235,7 @@
       <w:r>
         <w:rPr>
           <w:rFonts w:cs="Times New Roman"/>
+          <w:szCs w:val="24"/>
         </w:rPr>
         <w:fldChar w:fldCharType="end"/>
       </w:r>
@@ -3224,13 +3247,14 @@
           <w:rFonts w:cs="Times New Roman"/>
           <w:b/>
           <w:bCs/>
-          <w:szCs w:val="48"/>
+          <w:szCs w:val="24"/>
         </w:rPr>
       </w:pPr>
       <w:bookmarkStart w:id="2" w:name="_Toc229820712"/>
       <w:r>
         <w:rPr>
           <w:rFonts w:cs="Times New Roman"/>
+          <w:szCs w:val="24"/>
         </w:rPr>
         <w:br w:type="page"/>
       </w:r>
@@ -3240,11 +3264,13 @@
         <w:pStyle w:val="Judul1"/>
         <w:rPr>
           <w:rFonts w:cs="Times New Roman"/>
-        </w:rPr>
-      </w:pPr>
-      <w:r>
-        <w:rPr>
-          <w:rFonts w:cs="Times New Roman"/>
+          <w:szCs w:val="24"/>
+        </w:rPr>
+      </w:pPr>
+      <w:r>
+        <w:rPr>
+          <w:rFonts w:cs="Times New Roman"/>
+          <w:szCs w:val="24"/>
         </w:rPr>
         <w:lastRenderedPageBreak/>
         <w:t>DAFTAR TABEL</w:t>
@@ -3253,6 +3279,7 @@
       <w:r>
         <w:rPr>
           <w:rFonts w:cs="Times New Roman"/>
+          <w:szCs w:val="24"/>
         </w:rPr>
         <w:t xml:space="preserve"> </w:t>
       </w:r>
@@ -3281,7 +3308,7 @@
           <w:noProof/>
           <w:color w:val="auto"/>
           <w:kern w:val="2"/>
-          <w:sz w:val="22"/>
+          <w:szCs w:val="24"/>
           <w14:ligatures w14:val="standardContextual"/>
         </w:rPr>
       </w:pPr>
@@ -3315,6 +3342,7 @@
             <w:rStyle w:val="Hyperlink"/>
             <w:rFonts w:cs="Times New Roman"/>
             <w:noProof/>
+            <w:szCs w:val="24"/>
           </w:rPr>
           <w:t>Tabel 4. 1. Format Rekapitulasi Rencana Anggaran Biaya</w:t>
         </w:r>
@@ -3323,6 +3351,7 @@
             <w:rFonts w:cs="Times New Roman"/>
             <w:noProof/>
             <w:webHidden/>
+            <w:szCs w:val="24"/>
           </w:rPr>
           <w:tab/>
         </w:r>
@@ -3331,6 +3360,7 @@
             <w:rFonts w:cs="Times New Roman"/>
             <w:noProof/>
             <w:webHidden/>
+            <w:szCs w:val="24"/>
           </w:rPr>
           <w:fldChar w:fldCharType="begin"/>
         </w:r>
@@ -3339,6 +3369,7 @@
             <w:rFonts w:cs="Times New Roman"/>
             <w:noProof/>
             <w:webHidden/>
+            <w:szCs w:val="24"/>
           </w:rPr>
           <w:instrText xml:space="preserve"> PAGEREF _Toc229820804 \h </w:instrText>
         </w:r>
@@ -3347,6 +3378,7 @@
             <w:rFonts w:cs="Times New Roman"/>
             <w:noProof/>
             <w:webHidden/>
+            <w:szCs w:val="24"/>
           </w:rPr>
         </w:r>
         <w:r>
@@ -3354,6 +3386,7 @@
             <w:rFonts w:cs="Times New Roman"/>
             <w:noProof/>
             <w:webHidden/>
+            <w:szCs w:val="24"/>
           </w:rPr>
           <w:fldChar w:fldCharType="separate"/>
         </w:r>
@@ -3362,6 +3395,7 @@
             <w:rFonts w:cs="Times New Roman"/>
             <w:noProof/>
             <w:webHidden/>
+            <w:szCs w:val="24"/>
           </w:rPr>
           <w:t>7</w:t>
         </w:r>
@@ -3370,6 +3404,7 @@
             <w:rFonts w:cs="Times New Roman"/>
             <w:noProof/>
             <w:webHidden/>
+            <w:szCs w:val="24"/>
           </w:rPr>
           <w:fldChar w:fldCharType="end"/>
         </w:r>
@@ -3386,7 +3421,7 @@
           <w:noProof/>
           <w:color w:val="auto"/>
           <w:kern w:val="2"/>
-          <w:sz w:val="22"/>
+          <w:szCs w:val="24"/>
           <w14:ligatures w14:val="standardContextual"/>
         </w:rPr>
       </w:pPr>
@@ -3396,6 +3431,7 @@
             <w:rStyle w:val="Hyperlink"/>
             <w:rFonts w:cs="Times New Roman"/>
             <w:noProof/>
+            <w:szCs w:val="24"/>
           </w:rPr>
           <w:t>Tabel 4. 2. Jadwal Kegiatan</w:t>
         </w:r>
@@ -3404,6 +3440,7 @@
             <w:rFonts w:cs="Times New Roman"/>
             <w:noProof/>
             <w:webHidden/>
+            <w:szCs w:val="24"/>
           </w:rPr>
           <w:tab/>
         </w:r>
@@ -3412,6 +3449,7 @@
             <w:rFonts w:cs="Times New Roman"/>
             <w:noProof/>
             <w:webHidden/>
+            <w:szCs w:val="24"/>
           </w:rPr>
           <w:fldChar w:fldCharType="begin"/>
         </w:r>
@@ -3420,6 +3458,7 @@
             <w:rFonts w:cs="Times New Roman"/>
             <w:noProof/>
             <w:webHidden/>
+            <w:szCs w:val="24"/>
           </w:rPr>
           <w:instrText xml:space="preserve"> PAGEREF _Toc229820805 \h </w:instrText>
         </w:r>
@@ -3428,6 +3467,7 @@
             <w:rFonts w:cs="Times New Roman"/>
             <w:noProof/>
             <w:webHidden/>
+            <w:szCs w:val="24"/>
           </w:rPr>
         </w:r>
         <w:r>
@@ -3435,6 +3475,7 @@
             <w:rFonts w:cs="Times New Roman"/>
             <w:noProof/>
             <w:webHidden/>
+            <w:szCs w:val="24"/>
           </w:rPr>
           <w:fldChar w:fldCharType="separate"/>
         </w:r>
@@ -3443,6 +3484,7 @@
             <w:rFonts w:cs="Times New Roman"/>
             <w:noProof/>
             <w:webHidden/>
+            <w:szCs w:val="24"/>
           </w:rPr>
           <w:t>8</w:t>
         </w:r>
@@ -3451,6 +3493,7 @@
             <w:rFonts w:cs="Times New Roman"/>
             <w:noProof/>
             <w:webHidden/>
+            <w:szCs w:val="24"/>
           </w:rPr>
           <w:fldChar w:fldCharType="end"/>
         </w:r>
@@ -3490,13 +3533,14 @@
           <w:rFonts w:cs="Times New Roman"/>
           <w:b/>
           <w:bCs/>
-          <w:szCs w:val="48"/>
+          <w:szCs w:val="24"/>
         </w:rPr>
       </w:pPr>
       <w:bookmarkStart w:id="3" w:name="_Toc229820713"/>
       <w:r>
         <w:rPr>
           <w:rFonts w:cs="Times New Roman"/>
+          <w:szCs w:val="24"/>
         </w:rPr>
         <w:br w:type="page"/>
       </w:r>
@@ -3506,11 +3550,13 @@
         <w:pStyle w:val="Judul1"/>
         <w:rPr>
           <w:rFonts w:cs="Times New Roman"/>
-        </w:rPr>
-      </w:pPr>
-      <w:r>
-        <w:rPr>
-          <w:rFonts w:cs="Times New Roman"/>
+          <w:szCs w:val="24"/>
+        </w:rPr>
+      </w:pPr>
+      <w:r>
+        <w:rPr>
+          <w:rFonts w:cs="Times New Roman"/>
+          <w:szCs w:val="24"/>
         </w:rPr>
         <w:lastRenderedPageBreak/>
         <w:t>DAFTAR LAMPIRAN</w:t>
@@ -3519,6 +3565,7 @@
       <w:r>
         <w:rPr>
           <w:rFonts w:cs="Times New Roman"/>
+          <w:szCs w:val="24"/>
         </w:rPr>
         <w:t xml:space="preserve"> </w:t>
       </w:r>
@@ -3547,7 +3594,7 @@
           <w:noProof/>
           <w:color w:val="auto"/>
           <w:kern w:val="2"/>
-          <w:sz w:val="22"/>
+          <w:szCs w:val="24"/>
           <w14:ligatures w14:val="standardContextual"/>
         </w:rPr>
       </w:pPr>
@@ -3581,6 +3628,7 @@
             <w:rStyle w:val="Hyperlink"/>
             <w:rFonts w:cs="Times New Roman"/>
             <w:noProof/>
+            <w:szCs w:val="24"/>
           </w:rPr>
           <w:t>Lampiran 1. Biodata Ketua dan Anggota, serta Dosen Pendamping</w:t>
         </w:r>
@@ -3589,6 +3637,7 @@
             <w:rFonts w:cs="Times New Roman"/>
             <w:noProof/>
             <w:webHidden/>
+            <w:szCs w:val="24"/>
           </w:rPr>
           <w:tab/>
         </w:r>
@@ -3597,6 +3646,7 @@
             <w:rFonts w:cs="Times New Roman"/>
             <w:noProof/>
             <w:webHidden/>
+            <w:szCs w:val="24"/>
           </w:rPr>
           <w:fldChar w:fldCharType="begin"/>
         </w:r>
@@ -3605,6 +3655,7 @@
             <w:rFonts w:cs="Times New Roman"/>
             <w:noProof/>
             <w:webHidden/>
+            <w:szCs w:val="24"/>
           </w:rPr>
           <w:instrText xml:space="preserve"> PAGEREF _Toc229820882 \h </w:instrText>
         </w:r>
@@ -3613,6 +3664,7 @@
             <w:rFonts w:cs="Times New Roman"/>
             <w:noProof/>
             <w:webHidden/>
+            <w:szCs w:val="24"/>
           </w:rPr>
         </w:r>
         <w:r>
@@ -3620,6 +3672,7 @@
             <w:rFonts w:cs="Times New Roman"/>
             <w:noProof/>
             <w:webHidden/>
+            <w:szCs w:val="24"/>
           </w:rPr>
           <w:fldChar w:fldCharType="separate"/>
         </w:r>
@@ -3628,6 +3681,7 @@
             <w:rFonts w:cs="Times New Roman"/>
             <w:noProof/>
             <w:webHidden/>
+            <w:szCs w:val="24"/>
           </w:rPr>
           <w:t>11</w:t>
         </w:r>
@@ -3636,6 +3690,7 @@
             <w:rFonts w:cs="Times New Roman"/>
             <w:noProof/>
             <w:webHidden/>
+            <w:szCs w:val="24"/>
           </w:rPr>
           <w:fldChar w:fldCharType="end"/>
         </w:r>
@@ -3652,7 +3707,7 @@
           <w:noProof/>
           <w:color w:val="auto"/>
           <w:kern w:val="2"/>
-          <w:sz w:val="22"/>
+          <w:szCs w:val="24"/>
           <w14:ligatures w14:val="standardContextual"/>
         </w:rPr>
       </w:pPr>
@@ -3662,6 +3717,7 @@
             <w:rStyle w:val="Hyperlink"/>
             <w:rFonts w:cs="Times New Roman"/>
             <w:noProof/>
+            <w:szCs w:val="24"/>
           </w:rPr>
           <w:t>Lampiran 2. Justifikasi Anggaran Kegiatan</w:t>
         </w:r>
@@ -3670,6 +3726,7 @@
             <w:rFonts w:cs="Times New Roman"/>
             <w:noProof/>
             <w:webHidden/>
+            <w:szCs w:val="24"/>
           </w:rPr>
           <w:tab/>
         </w:r>
@@ -3678,6 +3735,7 @@
             <w:rFonts w:cs="Times New Roman"/>
             <w:noProof/>
             <w:webHidden/>
+            <w:szCs w:val="24"/>
           </w:rPr>
           <w:fldChar w:fldCharType="begin"/>
         </w:r>
@@ -3686,6 +3744,7 @@
             <w:rFonts w:cs="Times New Roman"/>
             <w:noProof/>
             <w:webHidden/>
+            <w:szCs w:val="24"/>
           </w:rPr>
           <w:instrText xml:space="preserve"> PAGEREF _Toc229820883 \h </w:instrText>
         </w:r>
@@ -3694,6 +3753,7 @@
             <w:rFonts w:cs="Times New Roman"/>
             <w:noProof/>
             <w:webHidden/>
+            <w:szCs w:val="24"/>
           </w:rPr>
         </w:r>
         <w:r>
@@ -3701,6 +3761,7 @@
             <w:rFonts w:cs="Times New Roman"/>
             <w:noProof/>
             <w:webHidden/>
+            <w:szCs w:val="24"/>
           </w:rPr>
           <w:fldChar w:fldCharType="separate"/>
         </w:r>
@@ -3709,6 +3770,7 @@
             <w:rFonts w:cs="Times New Roman"/>
             <w:noProof/>
             <w:webHidden/>
+            <w:szCs w:val="24"/>
           </w:rPr>
           <w:t>17</w:t>
         </w:r>
@@ -3717,6 +3779,7 @@
             <w:rFonts w:cs="Times New Roman"/>
             <w:noProof/>
             <w:webHidden/>
+            <w:szCs w:val="24"/>
           </w:rPr>
           <w:fldChar w:fldCharType="end"/>
         </w:r>
@@ -3733,7 +3796,7 @@
           <w:noProof/>
           <w:color w:val="auto"/>
           <w:kern w:val="2"/>
-          <w:sz w:val="22"/>
+          <w:szCs w:val="24"/>
           <w14:ligatures w14:val="standardContextual"/>
         </w:rPr>
       </w:pPr>
@@ -3743,6 +3806,7 @@
             <w:rStyle w:val="Hyperlink"/>
             <w:rFonts w:cs="Times New Roman"/>
             <w:noProof/>
+            <w:szCs w:val="24"/>
           </w:rPr>
           <w:t>Lampiran 3. Susunan Tim Pengusul dan Pembagian Tugas</w:t>
         </w:r>
@@ -3751,6 +3815,7 @@
             <w:rFonts w:cs="Times New Roman"/>
             <w:noProof/>
             <w:webHidden/>
+            <w:szCs w:val="24"/>
           </w:rPr>
           <w:tab/>
         </w:r>
@@ -3759,6 +3824,7 @@
             <w:rFonts w:cs="Times New Roman"/>
             <w:noProof/>
             <w:webHidden/>
+            <w:szCs w:val="24"/>
           </w:rPr>
           <w:fldChar w:fldCharType="begin"/>
         </w:r>
@@ -3767,6 +3833,7 @@
             <w:rFonts w:cs="Times New Roman"/>
             <w:noProof/>
             <w:webHidden/>
+            <w:szCs w:val="24"/>
           </w:rPr>
           <w:instrText xml:space="preserve"> PAGEREF _Toc229820884 \h </w:instrText>
         </w:r>
@@ -3775,6 +3842,7 @@
             <w:rFonts w:cs="Times New Roman"/>
             <w:noProof/>
             <w:webHidden/>
+            <w:szCs w:val="24"/>
           </w:rPr>
         </w:r>
         <w:r>
@@ -3782,6 +3850,7 @@
             <w:rFonts w:cs="Times New Roman"/>
             <w:noProof/>
             <w:webHidden/>
+            <w:szCs w:val="24"/>
           </w:rPr>
           <w:fldChar w:fldCharType="separate"/>
         </w:r>
@@ -3790,6 +3859,7 @@
             <w:rFonts w:cs="Times New Roman"/>
             <w:noProof/>
             <w:webHidden/>
+            <w:szCs w:val="24"/>
           </w:rPr>
           <w:t>20</w:t>
         </w:r>
@@ -3798,6 +3868,7 @@
             <w:rFonts w:cs="Times New Roman"/>
             <w:noProof/>
             <w:webHidden/>
+            <w:szCs w:val="24"/>
           </w:rPr>
           <w:fldChar w:fldCharType="end"/>
         </w:r>
@@ -3814,7 +3885,7 @@
           <w:noProof/>
           <w:color w:val="auto"/>
           <w:kern w:val="2"/>
-          <w:sz w:val="22"/>
+          <w:szCs w:val="24"/>
           <w14:ligatures w14:val="standardContextual"/>
         </w:rPr>
       </w:pPr>
@@ -3824,6 +3895,7 @@
             <w:rStyle w:val="Hyperlink"/>
             <w:rFonts w:cs="Times New Roman"/>
             <w:noProof/>
+            <w:szCs w:val="24"/>
           </w:rPr>
           <w:t>Lampiran 4. Surat Pernyataan Ketua Tim Pengusul</w:t>
         </w:r>
@@ -3832,6 +3904,7 @@
             <w:rFonts w:cs="Times New Roman"/>
             <w:noProof/>
             <w:webHidden/>
+            <w:szCs w:val="24"/>
           </w:rPr>
           <w:tab/>
         </w:r>
@@ -3840,6 +3913,7 @@
             <w:rFonts w:cs="Times New Roman"/>
             <w:noProof/>
             <w:webHidden/>
+            <w:szCs w:val="24"/>
           </w:rPr>
           <w:fldChar w:fldCharType="begin"/>
         </w:r>
@@ -3848,6 +3922,7 @@
             <w:rFonts w:cs="Times New Roman"/>
             <w:noProof/>
             <w:webHidden/>
+            <w:szCs w:val="24"/>
           </w:rPr>
           <w:instrText xml:space="preserve"> PAGEREF _Toc229820885 \h </w:instrText>
         </w:r>
@@ -3856,6 +3931,7 @@
             <w:rFonts w:cs="Times New Roman"/>
             <w:noProof/>
             <w:webHidden/>
+            <w:szCs w:val="24"/>
           </w:rPr>
         </w:r>
         <w:r>
@@ -3863,6 +3939,7 @@
             <w:rFonts w:cs="Times New Roman"/>
             <w:noProof/>
             <w:webHidden/>
+            <w:szCs w:val="24"/>
           </w:rPr>
           <w:fldChar w:fldCharType="separate"/>
         </w:r>
@@ -3871,6 +3948,7 @@
             <w:rFonts w:cs="Times New Roman"/>
             <w:noProof/>
             <w:webHidden/>
+            <w:szCs w:val="24"/>
           </w:rPr>
           <w:t>22</w:t>
         </w:r>
@@ -3879,6 +3957,7 @@
             <w:rFonts w:cs="Times New Roman"/>
             <w:noProof/>
             <w:webHidden/>
+            <w:szCs w:val="24"/>
           </w:rPr>
           <w:fldChar w:fldCharType="end"/>
         </w:r>
@@ -3895,7 +3974,7 @@
           <w:noProof/>
           <w:color w:val="auto"/>
           <w:kern w:val="2"/>
-          <w:sz w:val="22"/>
+          <w:szCs w:val="24"/>
           <w14:ligatures w14:val="standardContextual"/>
         </w:rPr>
       </w:pPr>
@@ -3905,6 +3984,7 @@
             <w:rStyle w:val="Hyperlink"/>
             <w:rFonts w:cs="Times New Roman"/>
             <w:noProof/>
+            <w:szCs w:val="24"/>
           </w:rPr>
           <w:t>Lampiran 5. Gambaran Teknologi yang akan Dikembangkan</w:t>
         </w:r>
@@ -3913,6 +3993,7 @@
             <w:rFonts w:cs="Times New Roman"/>
             <w:noProof/>
             <w:webHidden/>
+            <w:szCs w:val="24"/>
           </w:rPr>
           <w:tab/>
         </w:r>
@@ -3921,6 +4002,7 @@
             <w:rFonts w:cs="Times New Roman"/>
             <w:noProof/>
             <w:webHidden/>
+            <w:szCs w:val="24"/>
           </w:rPr>
           <w:fldChar w:fldCharType="begin"/>
         </w:r>
@@ -3929,6 +4011,7 @@
             <w:rFonts w:cs="Times New Roman"/>
             <w:noProof/>
             <w:webHidden/>
+            <w:szCs w:val="24"/>
           </w:rPr>
           <w:instrText xml:space="preserve"> PAGEREF _Toc229820886 \h </w:instrText>
         </w:r>
@@ -3937,6 +4020,7 @@
             <w:rFonts w:cs="Times New Roman"/>
             <w:noProof/>
             <w:webHidden/>
+            <w:szCs w:val="24"/>
           </w:rPr>
         </w:r>
         <w:r>
@@ -3944,6 +4028,7 @@
             <w:rFonts w:cs="Times New Roman"/>
             <w:noProof/>
             <w:webHidden/>
+            <w:szCs w:val="24"/>
           </w:rPr>
           <w:fldChar w:fldCharType="separate"/>
         </w:r>
@@ -3952,6 +4037,7 @@
             <w:rFonts w:cs="Times New Roman"/>
             <w:noProof/>
             <w:webHidden/>
+            <w:szCs w:val="24"/>
           </w:rPr>
           <w:t>23</w:t>
         </w:r>
@@ -3960,6 +4046,7 @@
             <w:rFonts w:cs="Times New Roman"/>
             <w:noProof/>
             <w:webHidden/>
+            <w:szCs w:val="24"/>
           </w:rPr>
           <w:fldChar w:fldCharType="end"/>
         </w:r>
@@ -3980,6 +4067,7 @@
         <w:rPr>
           <w:rFonts w:eastAsia="Times New Roman" w:cs="Times New Roman"/>
           <w:color w:val="000000"/>
+          <w:szCs w:val="24"/>
         </w:rPr>
       </w:pPr>
       <w:r>
@@ -3994,7 +4082,7 @@
         <w:rPr>
           <w:rFonts w:eastAsia="Times New Roman" w:cs="Times New Roman"/>
           <w:color w:val="000000"/>
-          <w:sz w:val="22"/>
+          <w:szCs w:val="24"/>
         </w:rPr>
         <w:t xml:space="preserve"> </w:t>
       </w:r>
@@ -4025,9 +4113,12 @@
         <w:pStyle w:val="Judul1"/>
         <w:rPr>
           <w:rFonts w:cs="Times New Roman"/>
+          <w:szCs w:val="24"/>
         </w:rPr>
         <w:sectPr>
-          <w:footerReference w:type="default" r:id="rId8"/>
+          <w:headerReference w:type="default" r:id="rId8"/>
+          <w:footerReference w:type="default" r:id="rId9"/>
+          <w:footerReference w:type="first" r:id="rId10"/>
           <w:pgSz w:w="11906" w:h="16838" w:code="9"/>
           <w:pgMar w:top="1701" w:right="1701" w:bottom="1701" w:left="2268" w:header="720" w:footer="720" w:gutter="0"/>
           <w:pgNumType w:fmt="lowerRoman" w:start="1"/>
@@ -4041,12 +4132,14 @@
         <w:pStyle w:val="Judul1"/>
         <w:rPr>
           <w:rFonts w:cs="Times New Roman"/>
+          <w:szCs w:val="24"/>
         </w:rPr>
       </w:pPr>
       <w:bookmarkStart w:id="4" w:name="_Toc229820714"/>
       <w:r>
         <w:rPr>
           <w:rFonts w:cs="Times New Roman"/>
+          <w:szCs w:val="24"/>
         </w:rPr>
         <w:lastRenderedPageBreak/>
         <w:t>BAB 1. PENDAHULUAN</w:t>
@@ -4055,6 +4148,7 @@
       <w:r>
         <w:rPr>
           <w:rFonts w:cs="Times New Roman"/>
+          <w:szCs w:val="24"/>
         </w:rPr>
         <w:t xml:space="preserve"> </w:t>
       </w:r>
@@ -4064,12 +4158,14 @@
         <w:pStyle w:val="Judul2"/>
         <w:rPr>
           <w:rFonts w:cs="Times New Roman"/>
+          <w:szCs w:val="24"/>
         </w:rPr>
       </w:pPr>
       <w:bookmarkStart w:id="5" w:name="_Toc229820715"/>
       <w:r>
         <w:rPr>
           <w:rFonts w:cs="Times New Roman"/>
+          <w:szCs w:val="24"/>
         </w:rPr>
         <w:t>1.1 Latar Belakang</w:t>
       </w:r>
@@ -4077,6 +4173,7 @@
       <w:r>
         <w:rPr>
           <w:rFonts w:cs="Times New Roman"/>
+          <w:szCs w:val="24"/>
         </w:rPr>
         <w:t xml:space="preserve"> </w:t>
       </w:r>
@@ -4085,11 +4182,13 @@
       <w:pPr>
         <w:rPr>
           <w:rFonts w:cs="Times New Roman"/>
-        </w:rPr>
-      </w:pPr>
-      <w:r>
-        <w:rPr>
-          <w:rFonts w:cs="Times New Roman"/>
+          <w:szCs w:val="24"/>
+        </w:rPr>
+      </w:pPr>
+      <w:r>
+        <w:rPr>
+          <w:rFonts w:cs="Times New Roman"/>
+          <w:szCs w:val="24"/>
         </w:rPr>
         <w:t xml:space="preserve">Salah satu bentuk komunikasi yang umum ditemui adalah berbicara di depan  umum atau </w:t>
       </w:r>
@@ -4098,12 +4197,14 @@
           <w:rFonts w:cs="Times New Roman"/>
           <w:i/>
           <w:iCs/>
+          <w:szCs w:val="24"/>
         </w:rPr>
         <w:t>public speaking</w:t>
       </w:r>
       <w:r>
         <w:rPr>
           <w:rFonts w:cs="Times New Roman"/>
+          <w:szCs w:val="24"/>
         </w:rPr>
         <w:t xml:space="preserve">. Deborah Grayson Riegel, seorang praktisi  komunikasi, berpendapat bahwa berbicara di depan umum merupakan  kemampuan untuk menyampaikan pesan dengan jelas, mempengaruhi  pendengar, dan membangun hubungan emosional dengan pendengarnya.  Berdasarkan informasi dari situs National Library of Medicine mengungkapkan  bahwa sebanyak 63,9% mahasiswa mengalami </w:t>
       </w:r>
@@ -4112,12 +4213,14 @@
           <w:rFonts w:cs="Times New Roman"/>
           <w:i/>
           <w:iCs/>
+          <w:szCs w:val="24"/>
         </w:rPr>
         <w:t xml:space="preserve">glossophobia </w:t>
       </w:r>
       <w:r>
         <w:rPr>
           <w:rFonts w:cs="Times New Roman"/>
+          <w:szCs w:val="24"/>
         </w:rPr>
         <w:t xml:space="preserve">(Marinho et al., 2017). </w:t>
       </w:r>
@@ -4126,12 +4229,14 @@
           <w:rFonts w:cs="Times New Roman"/>
           <w:i/>
           <w:iCs/>
+          <w:szCs w:val="24"/>
         </w:rPr>
         <w:t xml:space="preserve">Glossophobia </w:t>
       </w:r>
       <w:r>
         <w:rPr>
           <w:rFonts w:cs="Times New Roman"/>
+          <w:szCs w:val="24"/>
         </w:rPr>
         <w:t xml:space="preserve">atau ketakutan berbicara di depan umum disebabkan oleh  kepercayaan diri yang rendah, tidak memahami materi yang ingin disampaikan,  suara yang terlalu kecil, dan tidak memahami bahasa tubuh (Ramadhan, 2018),  kecemasan (Sahara dan Nurcholis, 2022), serta kurangnya persiapan (Grieve et  al., 2021).  </w:t>
       </w:r>
@@ -4140,11 +4245,13 @@
       <w:pPr>
         <w:rPr>
           <w:rFonts w:cs="Times New Roman"/>
-        </w:rPr>
-      </w:pPr>
-      <w:r>
-        <w:rPr>
-          <w:rFonts w:cs="Times New Roman"/>
+          <w:szCs w:val="24"/>
+        </w:rPr>
+      </w:pPr>
+      <w:r>
+        <w:rPr>
+          <w:rFonts w:cs="Times New Roman"/>
+          <w:szCs w:val="24"/>
         </w:rPr>
         <w:t xml:space="preserve">Berdasarkan permasalahan di atas, kami melakukan kajian studi pustaka  terhadap beberapa literatur tentang cara mengatasi ketakutan berbicara atau  </w:t>
       </w:r>
@@ -4153,12 +4260,14 @@
           <w:rFonts w:cs="Times New Roman"/>
           <w:i/>
           <w:iCs/>
+          <w:szCs w:val="24"/>
         </w:rPr>
         <w:t xml:space="preserve">glossophobia </w:t>
       </w:r>
       <w:r>
         <w:rPr>
           <w:rFonts w:cs="Times New Roman"/>
+          <w:szCs w:val="24"/>
         </w:rPr>
         <w:t xml:space="preserve">dengan bantuan teknologi, yaitu </w:t>
       </w:r>
@@ -4167,12 +4276,14 @@
           <w:rFonts w:cs="Times New Roman"/>
           <w:i/>
           <w:iCs/>
+          <w:szCs w:val="24"/>
         </w:rPr>
         <w:t>artificial intelligence</w:t>
       </w:r>
       <w:r>
         <w:rPr>
           <w:rFonts w:cs="Times New Roman"/>
+          <w:szCs w:val="24"/>
         </w:rPr>
         <w:t xml:space="preserve">. </w:t>
       </w:r>
@@ -4181,12 +4292,14 @@
           <w:rFonts w:cs="Times New Roman"/>
           <w:i/>
           <w:iCs/>
+          <w:szCs w:val="24"/>
         </w:rPr>
         <w:t xml:space="preserve">Artificial  intelligence </w:t>
       </w:r>
       <w:r>
         <w:rPr>
           <w:rFonts w:cs="Times New Roman"/>
+          <w:szCs w:val="24"/>
         </w:rPr>
         <w:t xml:space="preserve">seperti </w:t>
       </w:r>
@@ -4195,12 +4308,14 @@
           <w:rFonts w:cs="Times New Roman"/>
           <w:i/>
           <w:iCs/>
+          <w:szCs w:val="24"/>
         </w:rPr>
         <w:t xml:space="preserve">large language model </w:t>
       </w:r>
       <w:r>
         <w:rPr>
           <w:rFonts w:cs="Times New Roman"/>
+          <w:szCs w:val="24"/>
         </w:rPr>
         <w:t xml:space="preserve">(LLM) memiliki kemampuan untuk  memahami dan merespons seperti seorang asisten dengan sikap sopan dan  empatik (Mahmood et al., 2023). Oleh karena itu, penggunaan </w:t>
       </w:r>
@@ -4209,12 +4324,14 @@
           <w:rFonts w:cs="Times New Roman"/>
           <w:i/>
           <w:iCs/>
+          <w:szCs w:val="24"/>
         </w:rPr>
         <w:t xml:space="preserve">large language  model </w:t>
       </w:r>
       <w:r>
         <w:rPr>
           <w:rFonts w:cs="Times New Roman"/>
+          <w:szCs w:val="24"/>
         </w:rPr>
         <w:t xml:space="preserve">menjadi salah satu pemanfaatan </w:t>
       </w:r>
@@ -4223,12 +4340,14 @@
           <w:rFonts w:cs="Times New Roman"/>
           <w:i/>
           <w:iCs/>
+          <w:szCs w:val="24"/>
         </w:rPr>
         <w:t xml:space="preserve">artificial intelligence </w:t>
       </w:r>
       <w:r>
         <w:rPr>
           <w:rFonts w:cs="Times New Roman"/>
+          <w:szCs w:val="24"/>
         </w:rPr>
         <w:t xml:space="preserve">sebagai </w:t>
       </w:r>
@@ -4236,12 +4355,14 @@
         <w:rPr>
           <w:rFonts w:cs="Times New Roman"/>
           <w:color w:val="0F0F0F"/>
+          <w:szCs w:val="24"/>
         </w:rPr>
         <w:t xml:space="preserve">solusi  efektif dalam membantu meningkatkan keterampilan berbicara di depan umum.  </w:t>
       </w:r>
       <w:r>
         <w:rPr>
           <w:rFonts w:cs="Times New Roman"/>
+          <w:szCs w:val="24"/>
         </w:rPr>
         <w:t xml:space="preserve">Hasil studi pustaka yang kami dapatkan memiliki peluang untuk diintegrasikan  ke dalam sistem aplikasi bernama “Wicara”. </w:t>
       </w:r>
@@ -4250,11 +4371,13 @@
       <w:pPr>
         <w:rPr>
           <w:rFonts w:cs="Times New Roman"/>
-        </w:rPr>
-      </w:pPr>
-      <w:r>
-        <w:rPr>
-          <w:rFonts w:cs="Times New Roman"/>
+          <w:szCs w:val="24"/>
+        </w:rPr>
+      </w:pPr>
+      <w:r>
+        <w:rPr>
+          <w:rFonts w:cs="Times New Roman"/>
+          <w:szCs w:val="24"/>
         </w:rPr>
         <w:t xml:space="preserve">Wicara menawarkan evaluasi yang menyeluruh dengan mempertimbangkan  konten yang disampaikan. Aspek-aspek komunikasi yang dinilai meliputi  kecepatan berbicara, kata-kata yang digunakan, energi, keringkasan, jeda  waktu saat berbicara, dan kepercayaan diri. </w:t>
       </w:r>
@@ -4263,12 +4386,14 @@
           <w:rFonts w:cs="Times New Roman"/>
           <w:i/>
           <w:iCs/>
+          <w:szCs w:val="24"/>
         </w:rPr>
         <w:t xml:space="preserve">Large language model </w:t>
       </w:r>
       <w:r>
         <w:rPr>
           <w:rFonts w:cs="Times New Roman"/>
+          <w:szCs w:val="24"/>
         </w:rPr>
         <w:t>(selanjutnya  ditulis LLM); istilah ini merujuk pada model bahasa yang memiliki  kemampuan belajar dan memahami bahasa manusia. Dalam konteks bacaan,  LLM digunakan untuk memberikan umpan balik dan analisis dalam aplikasi  Wicara. LLM memungkinkan pengolahan aspek-aspek komunikasi,  memberikan umpan balik dinamis, dan mampu memahami konteks  percakapan. Didukung oleh LLM, Wicara dapat memberikan analisis konteks,  saran perbaikan, bahkan menyusun ulang naskah bacaan secara otomatis.  Umpan balik juga dipersonalisasi sesuai kebutuhan, seperti saran pengurangan  kata-kata pengisi (</w:t>
       </w:r>
@@ -4277,12 +4402,14 @@
           <w:rFonts w:cs="Times New Roman"/>
           <w:i/>
           <w:iCs/>
+          <w:szCs w:val="24"/>
         </w:rPr>
         <w:t xml:space="preserve">filler word) </w:t>
       </w:r>
       <w:r>
         <w:rPr>
           <w:rFonts w:cs="Times New Roman"/>
+          <w:szCs w:val="24"/>
         </w:rPr>
         <w:t xml:space="preserve">atau peningkatan kecepatan berbicara. LLM juga  dapat berperan sebagai teman virtual dalam </w:t>
       </w:r>
@@ -4291,12 +4418,14 @@
           <w:rFonts w:cs="Times New Roman"/>
           <w:i/>
           <w:iCs/>
+          <w:szCs w:val="24"/>
         </w:rPr>
         <w:t>roleplay</w:t>
       </w:r>
       <w:r>
         <w:rPr>
           <w:rFonts w:cs="Times New Roman"/>
+          <w:szCs w:val="24"/>
         </w:rPr>
         <w:t xml:space="preserve">, bisa menjadi guru, teman,  atau karakter fiksi, memungkinkan latihan dalam berbagai konteks.  Memberikan umpan balik langsung, LLM membantu mengasah keterampilan  komunikasi dan meningkatkan kepercayaan diri dalam berbicara. Interaksi </w:t>
       </w:r>
@@ -4317,26 +4446,29 @@
         <w:rPr>
           <w:rFonts w:eastAsia="Times New Roman" w:cs="Times New Roman"/>
           <w:color w:val="000000"/>
-        </w:rPr>
-      </w:pPr>
-      <w:r>
-        <w:rPr>
-          <w:rFonts w:eastAsia="Times New Roman" w:cs="Times New Roman"/>
-          <w:color w:val="000000"/>
-          <w:sz w:val="22"/>
-        </w:rPr>
-        <w:t xml:space="preserve">2 </w:t>
+          <w:szCs w:val="24"/>
+        </w:rPr>
+      </w:pPr>
+      <w:r>
+        <w:rPr>
+          <w:rFonts w:eastAsia="Times New Roman" w:cs="Times New Roman"/>
+          <w:color w:val="000000"/>
+          <w:szCs w:val="24"/>
+        </w:rPr>
+        <w:t xml:space="preserve"> </w:t>
       </w:r>
     </w:p>
     <w:p>
       <w:pPr>
         <w:rPr>
           <w:rFonts w:cs="Times New Roman"/>
-        </w:rPr>
-      </w:pPr>
-      <w:r>
-        <w:rPr>
-          <w:rFonts w:cs="Times New Roman"/>
+          <w:szCs w:val="24"/>
+        </w:rPr>
+      </w:pPr>
+      <w:r>
+        <w:rPr>
+          <w:rFonts w:cs="Times New Roman"/>
+          <w:szCs w:val="24"/>
         </w:rPr>
         <w:lastRenderedPageBreak/>
         <w:t xml:space="preserve">dengan LLM dalam </w:t>
@@ -4346,12 +4478,14 @@
           <w:rFonts w:cs="Times New Roman"/>
           <w:i/>
           <w:iCs/>
+          <w:szCs w:val="24"/>
         </w:rPr>
         <w:t xml:space="preserve">roleplay </w:t>
       </w:r>
       <w:r>
         <w:rPr>
           <w:rFonts w:cs="Times New Roman"/>
+          <w:szCs w:val="24"/>
         </w:rPr>
         <w:t xml:space="preserve">yang realistis memberikan pengalaman berbicara  yang menyenangkan dan bermanfaat. </w:t>
       </w:r>
@@ -4361,12 +4495,14 @@
         <w:pStyle w:val="Judul2"/>
         <w:rPr>
           <w:rFonts w:cs="Times New Roman"/>
+          <w:szCs w:val="24"/>
         </w:rPr>
       </w:pPr>
       <w:bookmarkStart w:id="6" w:name="_Toc229820716"/>
       <w:r>
         <w:rPr>
           <w:rFonts w:cs="Times New Roman"/>
+          <w:szCs w:val="24"/>
         </w:rPr>
         <w:t>1.2 Rumusan Masalah</w:t>
       </w:r>
@@ -4374,6 +4510,7 @@
       <w:r>
         <w:rPr>
           <w:rFonts w:cs="Times New Roman"/>
+          <w:szCs w:val="24"/>
         </w:rPr>
         <w:t xml:space="preserve"> </w:t>
       </w:r>
@@ -4389,11 +4526,13 @@
           <w:rFonts w:cs="Times New Roman"/>
           <w:i/>
           <w:iCs/>
-        </w:rPr>
-      </w:pPr>
-      <w:r>
-        <w:rPr>
-          <w:rFonts w:cs="Times New Roman"/>
+          <w:szCs w:val="24"/>
+        </w:rPr>
+      </w:pPr>
+      <w:r>
+        <w:rPr>
+          <w:rFonts w:cs="Times New Roman"/>
+          <w:szCs w:val="24"/>
         </w:rPr>
         <w:t xml:space="preserve">Bagaimana cara mengurangi ketakutan berbicara di depan umum atau  </w:t>
       </w:r>
@@ -4402,12 +4541,14 @@
           <w:rFonts w:cs="Times New Roman"/>
           <w:i/>
           <w:iCs/>
+          <w:szCs w:val="24"/>
         </w:rPr>
         <w:t xml:space="preserve">glossophobia </w:t>
       </w:r>
       <w:r>
         <w:rPr>
           <w:rFonts w:cs="Times New Roman"/>
+          <w:szCs w:val="24"/>
         </w:rPr>
         <w:t xml:space="preserve">dengan </w:t>
       </w:r>
@@ -4416,12 +4557,14 @@
           <w:rFonts w:cs="Times New Roman"/>
           <w:i/>
           <w:iCs/>
+          <w:szCs w:val="24"/>
         </w:rPr>
         <w:t xml:space="preserve">large language model </w:t>
       </w:r>
       <w:r>
         <w:rPr>
           <w:rFonts w:cs="Times New Roman"/>
+          <w:szCs w:val="24"/>
         </w:rPr>
         <w:t xml:space="preserve">(LLM) melalui media  </w:t>
       </w:r>
@@ -4430,6 +4573,7 @@
           <w:rFonts w:cs="Times New Roman"/>
           <w:i/>
           <w:iCs/>
+          <w:szCs w:val="24"/>
         </w:rPr>
         <w:t xml:space="preserve">smartphone? </w:t>
       </w:r>
@@ -4439,12 +4583,14 @@
         <w:pStyle w:val="Judul2"/>
         <w:rPr>
           <w:rFonts w:cs="Times New Roman"/>
+          <w:szCs w:val="24"/>
         </w:rPr>
       </w:pPr>
       <w:bookmarkStart w:id="7" w:name="_Toc229820717"/>
       <w:r>
         <w:rPr>
           <w:rFonts w:cs="Times New Roman"/>
+          <w:szCs w:val="24"/>
         </w:rPr>
         <w:t>1.3 Tujuan Program</w:t>
       </w:r>
@@ -4452,6 +4598,7 @@
       <w:r>
         <w:rPr>
           <w:rFonts w:cs="Times New Roman"/>
+          <w:szCs w:val="24"/>
         </w:rPr>
         <w:t xml:space="preserve">  </w:t>
       </w:r>
@@ -4472,6 +4619,7 @@
       <w:r>
         <w:rPr>
           <w:rFonts w:cs="Times New Roman"/>
+          <w:szCs w:val="24"/>
         </w:rPr>
         <w:t>Mengurangi</w:t>
       </w:r>
@@ -4525,12 +4673,14 @@
         <w:pStyle w:val="Judul2"/>
         <w:rPr>
           <w:rFonts w:cs="Times New Roman"/>
+          <w:szCs w:val="24"/>
         </w:rPr>
       </w:pPr>
       <w:bookmarkStart w:id="8" w:name="_Toc229820718"/>
       <w:r>
         <w:rPr>
           <w:rFonts w:cs="Times New Roman"/>
+          <w:szCs w:val="24"/>
         </w:rPr>
         <w:t>1.4 Manfaat Kegiatan</w:t>
       </w:r>
@@ -4538,6 +4688,7 @@
       <w:r>
         <w:rPr>
           <w:rFonts w:cs="Times New Roman"/>
+          <w:szCs w:val="24"/>
         </w:rPr>
         <w:t xml:space="preserve"> </w:t>
       </w:r>
@@ -4558,6 +4709,7 @@
       <w:r>
         <w:rPr>
           <w:rFonts w:cs="Times New Roman"/>
+          <w:szCs w:val="24"/>
         </w:rPr>
         <w:t>Mengatasi</w:t>
       </w:r>
@@ -4593,11 +4745,13 @@
         <w:ind w:left="357"/>
         <w:rPr>
           <w:rFonts w:cs="Times New Roman"/>
-        </w:rPr>
-      </w:pPr>
-      <w:r>
-        <w:rPr>
-          <w:rFonts w:cs="Times New Roman"/>
+          <w:szCs w:val="24"/>
+        </w:rPr>
+      </w:pPr>
+      <w:r>
+        <w:rPr>
+          <w:rFonts w:cs="Times New Roman"/>
+          <w:szCs w:val="24"/>
         </w:rPr>
         <w:t xml:space="preserve">Program ini membantu individu mengatasi </w:t>
       </w:r>
@@ -4606,12 +4760,14 @@
           <w:rFonts w:cs="Times New Roman"/>
           <w:i/>
           <w:iCs/>
+          <w:szCs w:val="24"/>
         </w:rPr>
         <w:t xml:space="preserve">glossophobia </w:t>
       </w:r>
       <w:r>
         <w:rPr>
           <w:rFonts w:cs="Times New Roman"/>
+          <w:szCs w:val="24"/>
         </w:rPr>
         <w:t xml:space="preserve">atau ketakutan  berbicara di depan umum melalui latihan intensif dan umpan balik yang  terarah. </w:t>
       </w:r>
@@ -4632,6 +4788,7 @@
       <w:r>
         <w:rPr>
           <w:rFonts w:cs="Times New Roman"/>
+          <w:szCs w:val="24"/>
         </w:rPr>
         <w:t>Peningkatan</w:t>
       </w:r>
@@ -4656,6 +4813,7 @@
       <w:r>
         <w:rPr>
           <w:rFonts w:cs="Times New Roman"/>
+          <w:szCs w:val="24"/>
         </w:rPr>
         <w:t>Melalui</w:t>
       </w:r>
@@ -4684,6 +4842,7 @@
       <w:r>
         <w:rPr>
           <w:rFonts w:cs="Times New Roman"/>
+          <w:szCs w:val="24"/>
         </w:rPr>
         <w:t>Pemanfaatan</w:t>
       </w:r>
@@ -4726,6 +4885,7 @@
       <w:r>
         <w:rPr>
           <w:rFonts w:cs="Times New Roman"/>
+          <w:szCs w:val="24"/>
         </w:rPr>
         <w:t>Menggunakan</w:t>
       </w:r>
@@ -4779,12 +4939,14 @@
         <w:pStyle w:val="Judul2"/>
         <w:rPr>
           <w:rFonts w:cs="Times New Roman"/>
+          <w:szCs w:val="24"/>
         </w:rPr>
       </w:pPr>
       <w:bookmarkStart w:id="9" w:name="_Toc229820719"/>
       <w:r>
         <w:rPr>
           <w:rFonts w:cs="Times New Roman"/>
+          <w:szCs w:val="24"/>
         </w:rPr>
         <w:t>1.5 Luaran yang Diharapkan</w:t>
       </w:r>
@@ -4792,6 +4954,7 @@
       <w:r>
         <w:rPr>
           <w:rFonts w:cs="Times New Roman"/>
+          <w:szCs w:val="24"/>
         </w:rPr>
         <w:t xml:space="preserve"> </w:t>
       </w:r>
@@ -4812,6 +4975,7 @@
       <w:r>
         <w:rPr>
           <w:rFonts w:cs="Times New Roman"/>
+          <w:szCs w:val="24"/>
         </w:rPr>
         <w:t>Laporan</w:t>
       </w:r>
@@ -4833,11 +4997,13 @@
         </w:numPr>
         <w:rPr>
           <w:rFonts w:cs="Times New Roman"/>
-        </w:rPr>
-      </w:pPr>
-      <w:r>
-        <w:rPr>
-          <w:rFonts w:cs="Times New Roman"/>
+          <w:szCs w:val="24"/>
+        </w:rPr>
+      </w:pPr>
+      <w:r>
+        <w:rPr>
+          <w:rFonts w:cs="Times New Roman"/>
+          <w:szCs w:val="24"/>
         </w:rPr>
         <w:t xml:space="preserve">Laporan akhir; </w:t>
       </w:r>
@@ -4851,11 +5017,13 @@
         </w:numPr>
         <w:rPr>
           <w:rFonts w:cs="Times New Roman"/>
-        </w:rPr>
-      </w:pPr>
-      <w:r>
-        <w:rPr>
-          <w:rFonts w:cs="Times New Roman"/>
+          <w:szCs w:val="24"/>
+        </w:rPr>
+      </w:pPr>
+      <w:r>
+        <w:rPr>
+          <w:rFonts w:cs="Times New Roman"/>
+          <w:szCs w:val="24"/>
         </w:rPr>
         <w:t xml:space="preserve">Prototipe aplikasi “Wicara”; </w:t>
       </w:r>
@@ -4876,6 +5044,7 @@
       <w:r>
         <w:rPr>
           <w:rFonts w:cs="Times New Roman"/>
+          <w:szCs w:val="24"/>
         </w:rPr>
         <w:t>Akun media sosial</w:t>
       </w:r>
@@ -4912,12 +5081,14 @@
         <w:pStyle w:val="Judul1"/>
         <w:rPr>
           <w:rFonts w:cs="Times New Roman"/>
+          <w:szCs w:val="24"/>
         </w:rPr>
       </w:pPr>
       <w:bookmarkStart w:id="10" w:name="_Toc229820720"/>
       <w:r>
         <w:rPr>
           <w:rFonts w:cs="Times New Roman"/>
+          <w:szCs w:val="24"/>
         </w:rPr>
         <w:t>BAB 2. TINJAUAN PUSTAKA</w:t>
       </w:r>
@@ -4925,6 +5096,7 @@
       <w:r>
         <w:rPr>
           <w:rFonts w:cs="Times New Roman"/>
+          <w:szCs w:val="24"/>
         </w:rPr>
         <w:t xml:space="preserve"> </w:t>
       </w:r>
@@ -4934,12 +5106,14 @@
         <w:pStyle w:val="Judul2"/>
         <w:rPr>
           <w:rFonts w:cs="Times New Roman"/>
+          <w:szCs w:val="24"/>
         </w:rPr>
       </w:pPr>
       <w:bookmarkStart w:id="11" w:name="_Toc229820721"/>
       <w:r>
         <w:rPr>
           <w:rFonts w:cs="Times New Roman"/>
+          <w:szCs w:val="24"/>
         </w:rPr>
         <w:t>2.1 Berbicara di Depan Umum</w:t>
       </w:r>
@@ -4947,6 +5121,7 @@
       <w:r>
         <w:rPr>
           <w:rFonts w:cs="Times New Roman"/>
+          <w:szCs w:val="24"/>
         </w:rPr>
         <w:t xml:space="preserve"> </w:t>
       </w:r>
@@ -4955,11 +5130,13 @@
       <w:pPr>
         <w:rPr>
           <w:rFonts w:cs="Times New Roman"/>
-        </w:rPr>
-      </w:pPr>
-      <w:r>
-        <w:rPr>
-          <w:rFonts w:cs="Times New Roman"/>
+          <w:szCs w:val="24"/>
+        </w:rPr>
+      </w:pPr>
+      <w:r>
+        <w:rPr>
+          <w:rFonts w:cs="Times New Roman"/>
+          <w:szCs w:val="24"/>
         </w:rPr>
         <w:t xml:space="preserve">Berbicara di depan umum atau </w:t>
       </w:r>
@@ -4968,12 +5145,14 @@
           <w:rFonts w:cs="Times New Roman"/>
           <w:i/>
           <w:iCs/>
+          <w:szCs w:val="24"/>
         </w:rPr>
         <w:t xml:space="preserve">public speaking </w:t>
       </w:r>
       <w:r>
         <w:rPr>
           <w:rFonts w:cs="Times New Roman"/>
+          <w:szCs w:val="24"/>
         </w:rPr>
         <w:t xml:space="preserve">merupakan proses berbicara di  depan umum atau khalayak untuk menyampaikan informasi, menghibur, dan  mempengaruhi audiens (Zainal, 2022). </w:t>
       </w:r>
@@ -4983,12 +5162,14 @@
         <w:pStyle w:val="Judul2"/>
         <w:rPr>
           <w:rFonts w:cs="Times New Roman"/>
+          <w:szCs w:val="24"/>
         </w:rPr>
       </w:pPr>
       <w:bookmarkStart w:id="12" w:name="_Toc229820722"/>
       <w:r>
         <w:rPr>
           <w:rFonts w:cs="Times New Roman"/>
+          <w:szCs w:val="24"/>
         </w:rPr>
         <w:t>2.2 Glossophobia</w:t>
       </w:r>
@@ -4996,6 +5177,7 @@
       <w:r>
         <w:rPr>
           <w:rFonts w:cs="Times New Roman"/>
+          <w:szCs w:val="24"/>
         </w:rPr>
         <w:t xml:space="preserve"> </w:t>
       </w:r>
@@ -5004,6 +5186,7 @@
       <w:pPr>
         <w:rPr>
           <w:rFonts w:cs="Times New Roman"/>
+          <w:szCs w:val="24"/>
         </w:rPr>
       </w:pPr>
       <w:r>
@@ -5011,12 +5194,14 @@
           <w:rFonts w:cs="Times New Roman"/>
           <w:i/>
           <w:iCs/>
+          <w:szCs w:val="24"/>
         </w:rPr>
         <w:t xml:space="preserve">Glossophobia </w:t>
       </w:r>
       <w:r>
         <w:rPr>
           <w:rFonts w:cs="Times New Roman"/>
+          <w:szCs w:val="24"/>
         </w:rPr>
         <w:t xml:space="preserve">merupakan fobia sosial yang mengakibatkan pengidapnya  mengalami ketakutan atau kecemasan ketika harus berbicara di depan umum.  Penyebab munculnya </w:t>
       </w:r>
@@ -5025,12 +5210,14 @@
           <w:rFonts w:cs="Times New Roman"/>
           <w:i/>
           <w:iCs/>
+          <w:szCs w:val="24"/>
         </w:rPr>
         <w:t xml:space="preserve">glossophobia </w:t>
       </w:r>
       <w:r>
         <w:rPr>
           <w:rFonts w:cs="Times New Roman"/>
+          <w:szCs w:val="24"/>
         </w:rPr>
         <w:t xml:space="preserve">diantaranya kepercayaan diri yang rendah,  tidak memahami materi yang ingin disampaikan, suara yang terlalu kecil, dan  tidak memahami bahasa tubuh (Ramadhan, 2018), kurangnya persiapan (Grieve </w:t>
       </w:r>
@@ -5039,12 +5226,14 @@
           <w:rFonts w:cs="Times New Roman"/>
           <w:i/>
           <w:iCs/>
+          <w:szCs w:val="24"/>
         </w:rPr>
         <w:t>et al.</w:t>
       </w:r>
       <w:r>
         <w:rPr>
           <w:rFonts w:cs="Times New Roman"/>
+          <w:szCs w:val="24"/>
         </w:rPr>
         <w:t xml:space="preserve">, 2021), serta kecemasan (Sahara dan Nurcholis, 2022). Untuk  mengatasi hal tersebut, cara yang bisa dilakukan adalah dengan berlatih dan </w:t>
       </w:r>
@@ -5065,26 +5254,29 @@
         <w:rPr>
           <w:rFonts w:eastAsia="Times New Roman" w:cs="Times New Roman"/>
           <w:color w:val="000000"/>
-        </w:rPr>
-      </w:pPr>
-      <w:r>
-        <w:rPr>
-          <w:rFonts w:eastAsia="Times New Roman" w:cs="Times New Roman"/>
-          <w:color w:val="000000"/>
-          <w:sz w:val="22"/>
-        </w:rPr>
-        <w:t xml:space="preserve">3 </w:t>
+          <w:szCs w:val="24"/>
+        </w:rPr>
+      </w:pPr>
+      <w:r>
+        <w:rPr>
+          <w:rFonts w:eastAsia="Times New Roman" w:cs="Times New Roman"/>
+          <w:color w:val="000000"/>
+          <w:szCs w:val="24"/>
+        </w:rPr>
+        <w:t xml:space="preserve"> </w:t>
       </w:r>
     </w:p>
     <w:p>
       <w:pPr>
         <w:rPr>
           <w:rFonts w:cs="Times New Roman"/>
-        </w:rPr>
-      </w:pPr>
-      <w:r>
-        <w:rPr>
-          <w:rFonts w:cs="Times New Roman"/>
+          <w:szCs w:val="24"/>
+        </w:rPr>
+      </w:pPr>
+      <w:r>
+        <w:rPr>
+          <w:rFonts w:cs="Times New Roman"/>
+          <w:szCs w:val="24"/>
         </w:rPr>
         <w:lastRenderedPageBreak/>
         <w:t>mengevaluasi hasil latihan. Terdapat beberapa metode untuk berlatih,  contohnya dengan melakukan presentasi dan juga bermain peran (</w:t>
@@ -5094,12 +5286,14 @@
           <w:rFonts w:cs="Times New Roman"/>
           <w:i/>
           <w:iCs/>
+          <w:szCs w:val="24"/>
         </w:rPr>
         <w:t xml:space="preserve">role playing)  </w:t>
       </w:r>
       <w:r>
         <w:rPr>
           <w:rFonts w:cs="Times New Roman"/>
+          <w:szCs w:val="24"/>
         </w:rPr>
         <w:t xml:space="preserve">yang dapat meningkatkan kemampuan berbicara di depan umum (Novita,  2019).  </w:t>
       </w:r>
@@ -5139,6 +5333,7 @@
       <w:r>
         <w:rPr>
           <w:rFonts w:cs="Times New Roman"/>
+          <w:szCs w:val="24"/>
         </w:rPr>
         <w:t>Playing</w:t>
       </w:r>
@@ -5158,6 +5353,7 @@
       <w:pPr>
         <w:rPr>
           <w:rFonts w:cs="Times New Roman"/>
+          <w:szCs w:val="24"/>
         </w:rPr>
       </w:pPr>
       <w:r>
@@ -5165,12 +5361,14 @@
           <w:rFonts w:cs="Times New Roman"/>
           <w:i/>
           <w:iCs/>
+          <w:szCs w:val="24"/>
         </w:rPr>
         <w:t xml:space="preserve">Role playing </w:t>
       </w:r>
       <w:r>
         <w:rPr>
           <w:rFonts w:cs="Times New Roman"/>
+          <w:szCs w:val="24"/>
         </w:rPr>
         <w:t xml:space="preserve">adalah bermain peran, yang berpusat pada peserta didik, </w:t>
       </w:r>
@@ -5179,12 +5377,14 @@
           <w:rFonts w:cs="Times New Roman"/>
           <w:i/>
           <w:iCs/>
+          <w:szCs w:val="24"/>
         </w:rPr>
         <w:t xml:space="preserve">role  playing </w:t>
       </w:r>
       <w:r>
         <w:rPr>
           <w:rFonts w:cs="Times New Roman"/>
+          <w:szCs w:val="24"/>
         </w:rPr>
         <w:t xml:space="preserve">menekankan sifat sosial pembelajaran, dan melihat perilaku  kerjasama siswa untuk merangsang baik secara sosial maupun intelektual.  </w:t>
       </w:r>
@@ -5193,12 +5393,14 @@
           <w:rFonts w:cs="Times New Roman"/>
           <w:i/>
           <w:iCs/>
+          <w:szCs w:val="24"/>
         </w:rPr>
         <w:t xml:space="preserve">Role playing </w:t>
       </w:r>
       <w:r>
         <w:rPr>
           <w:rFonts w:cs="Times New Roman"/>
+          <w:szCs w:val="24"/>
         </w:rPr>
         <w:t xml:space="preserve">sebagai strategi pengajaran menawarkan beberapa keuntungan  untuk guru dan siswa (Novita, 2019). </w:t>
       </w:r>
@@ -5228,6 +5430,7 @@
       <w:r>
         <w:rPr>
           <w:rFonts w:cs="Times New Roman"/>
+          <w:szCs w:val="24"/>
         </w:rPr>
         <w:t>Automatic</w:t>
       </w:r>
@@ -5257,6 +5460,7 @@
       <w:pPr>
         <w:rPr>
           <w:rFonts w:cs="Times New Roman"/>
+          <w:szCs w:val="24"/>
         </w:rPr>
       </w:pPr>
       <w:r>
@@ -5264,12 +5468,14 @@
           <w:rFonts w:cs="Times New Roman"/>
           <w:i/>
           <w:iCs/>
+          <w:szCs w:val="24"/>
         </w:rPr>
         <w:t xml:space="preserve">Automatic speech recognition </w:t>
       </w:r>
       <w:r>
         <w:rPr>
           <w:rFonts w:cs="Times New Roman"/>
+          <w:szCs w:val="24"/>
         </w:rPr>
         <w:t xml:space="preserve">(ASR) adalah proses yang secara otomatis  mengidentifikasi pola dalam bentuk gelombang suara. Pola-pola yang dapat  dideteksi dari ucapan termasuk identitas pembicara, bahasa, emosi dan  transkripsi tekstual dari ucapan yang diucapkan (Aldarmaki </w:t>
       </w:r>
@@ -5278,12 +5484,14 @@
           <w:rFonts w:cs="Times New Roman"/>
           <w:i/>
           <w:iCs/>
+          <w:szCs w:val="24"/>
         </w:rPr>
         <w:t>et al.</w:t>
       </w:r>
       <w:r>
         <w:rPr>
           <w:rFonts w:cs="Times New Roman"/>
+          <w:szCs w:val="24"/>
         </w:rPr>
         <w:t xml:space="preserve">, 2022).  </w:t>
       </w:r>
@@ -5323,6 +5531,7 @@
       <w:r>
         <w:rPr>
           <w:rFonts w:cs="Times New Roman"/>
+          <w:szCs w:val="24"/>
         </w:rPr>
         <w:t>Word</w:t>
       </w:r>
@@ -5352,6 +5561,7 @@
       <w:pPr>
         <w:rPr>
           <w:rFonts w:cs="Times New Roman"/>
+          <w:szCs w:val="24"/>
         </w:rPr>
       </w:pPr>
       <w:r>
@@ -5359,12 +5569,14 @@
           <w:rFonts w:cs="Times New Roman"/>
           <w:i/>
           <w:iCs/>
+          <w:szCs w:val="24"/>
         </w:rPr>
         <w:t xml:space="preserve">Filler word detection </w:t>
       </w:r>
       <w:r>
         <w:rPr>
           <w:rFonts w:cs="Times New Roman"/>
+          <w:szCs w:val="24"/>
         </w:rPr>
         <w:t xml:space="preserve">adalah suatu proses untuk mendeteksi adanya </w:t>
       </w:r>
@@ -5373,12 +5585,14 @@
           <w:rFonts w:cs="Times New Roman"/>
           <w:i/>
           <w:iCs/>
+          <w:szCs w:val="24"/>
         </w:rPr>
         <w:t xml:space="preserve">filler word.  Filler word </w:t>
       </w:r>
       <w:r>
         <w:rPr>
           <w:rFonts w:cs="Times New Roman"/>
+          <w:szCs w:val="24"/>
         </w:rPr>
         <w:t xml:space="preserve">adalah kata dari suara orang yang menandakan bahwa dia berhenti  sejenak untuk berfikir (Zhu, Caceres dan Salamon, 2022). Contoh dari </w:t>
       </w:r>
@@ -5387,12 +5601,14 @@
           <w:rFonts w:cs="Times New Roman"/>
           <w:i/>
           <w:iCs/>
+          <w:szCs w:val="24"/>
         </w:rPr>
         <w:t xml:space="preserve">filler  word </w:t>
       </w:r>
       <w:r>
         <w:rPr>
           <w:rFonts w:cs="Times New Roman"/>
+          <w:szCs w:val="24"/>
         </w:rPr>
         <w:t xml:space="preserve">seperti ‘uh’, dan ‘um’. </w:t>
       </w:r>
@@ -5432,6 +5648,7 @@
       <w:r>
         <w:rPr>
           <w:rFonts w:cs="Times New Roman"/>
+          <w:szCs w:val="24"/>
         </w:rPr>
         <w:t>Language</w:t>
       </w:r>
@@ -5461,6 +5678,7 @@
       <w:pPr>
         <w:rPr>
           <w:rFonts w:cs="Times New Roman"/>
+          <w:szCs w:val="24"/>
         </w:rPr>
       </w:pPr>
       <w:r>
@@ -5468,12 +5686,14 @@
           <w:rFonts w:cs="Times New Roman"/>
           <w:i/>
           <w:iCs/>
+          <w:szCs w:val="24"/>
         </w:rPr>
         <w:t xml:space="preserve">Large language model </w:t>
       </w:r>
       <w:r>
         <w:rPr>
           <w:rFonts w:cs="Times New Roman"/>
+          <w:szCs w:val="24"/>
         </w:rPr>
         <w:t xml:space="preserve">adalah sebuah model </w:t>
       </w:r>
@@ -5482,12 +5702,14 @@
           <w:rFonts w:cs="Times New Roman"/>
           <w:i/>
           <w:iCs/>
+          <w:szCs w:val="24"/>
         </w:rPr>
         <w:t xml:space="preserve">machine learning </w:t>
       </w:r>
       <w:r>
         <w:rPr>
           <w:rFonts w:cs="Times New Roman"/>
+          <w:szCs w:val="24"/>
         </w:rPr>
         <w:t xml:space="preserve">yang bertujuan  untuk memprediksi dan menghasilkan bahasa yang masuk akal, contohnya  seperti pada pelengkapan otomatis yang bekerja dengan memprediksi kata yang  hilang pada suatu kalimat. Tak hanya itu, LLM juga dapat memprediksi  kalimat, paragraf, sampai keseluruhan dokumen (Google for Developers,  2023). Istilah </w:t>
       </w:r>
@@ -5496,12 +5718,14 @@
           <w:rFonts w:cs="Times New Roman"/>
           <w:i/>
           <w:iCs/>
+          <w:szCs w:val="24"/>
         </w:rPr>
         <w:t xml:space="preserve">“large” </w:t>
       </w:r>
       <w:r>
         <w:rPr>
           <w:rFonts w:cs="Times New Roman"/>
+          <w:szCs w:val="24"/>
         </w:rPr>
         <w:t xml:space="preserve">pada </w:t>
       </w:r>
@@ -5510,12 +5734,14 @@
           <w:rFonts w:cs="Times New Roman"/>
           <w:i/>
           <w:iCs/>
+          <w:szCs w:val="24"/>
         </w:rPr>
         <w:t xml:space="preserve">large language model </w:t>
       </w:r>
       <w:r>
         <w:rPr>
           <w:rFonts w:cs="Times New Roman"/>
+          <w:szCs w:val="24"/>
         </w:rPr>
         <w:t xml:space="preserve">mengacu pada jumlah  parameter dalam model yang dapat mencapai jutaan bahkan milyaran, sehingga  memungkinkan model untuk mendapatkan pola dan informasi yang kompleks  dari data pelatihan. Salah satu implementasi dari LLM adalah GPT-4. GPT-4  merupakan model multimodal besar yang mampu memproses gambar dan  input teks dan menghasilkan output teks. Model-model tersebut merupakan  bidang studi yang penting karena memiliki potensi untuk digunakan dalam  berbagai aplikasi, seperti sistem dialog, peringkasan teks dan terjemahan mesin  (OpenAI, 2023). </w:t>
       </w:r>
@@ -5543,6 +5769,7 @@
       <w:r>
         <w:rPr>
           <w:rFonts w:cs="Times New Roman"/>
+          <w:szCs w:val="24"/>
         </w:rPr>
         <w:t>Wicara</w:t>
       </w:r>
@@ -5560,11 +5787,13 @@
       <w:pPr>
         <w:rPr>
           <w:rFonts w:cs="Times New Roman"/>
-        </w:rPr>
-      </w:pPr>
-      <w:r>
-        <w:rPr>
-          <w:rFonts w:cs="Times New Roman"/>
+          <w:szCs w:val="24"/>
+        </w:rPr>
+      </w:pPr>
+      <w:r>
+        <w:rPr>
+          <w:rFonts w:cs="Times New Roman"/>
+          <w:szCs w:val="24"/>
         </w:rPr>
         <w:t xml:space="preserve">Wicara merupakan aplikasi berbasis mobile untuk menurunkan tingkat  kecemasan atau ketakutan saat berbicara di depan umum. Aplikasi ini  dirancang untuk memfasilitasi individu yang mengalami </w:t>
       </w:r>
@@ -5573,12 +5802,14 @@
           <w:rFonts w:cs="Times New Roman"/>
           <w:i/>
           <w:iCs/>
+          <w:szCs w:val="24"/>
         </w:rPr>
         <w:t xml:space="preserve">glossophobia </w:t>
       </w:r>
       <w:r>
         <w:rPr>
           <w:rFonts w:cs="Times New Roman"/>
+          <w:szCs w:val="24"/>
         </w:rPr>
         <w:t>atau  ketakutan dalam berkomunikasi di depan umum. Tujuan utama aplikasi adalah  meningkatkan kemampuan berkomunikasi mereka, sehingga dapat lebih  percaya diri dan lancar dalam berbicara di hadapan orang banyak.</w:t>
       </w:r>
@@ -5599,26 +5830,29 @@
         <w:rPr>
           <w:rFonts w:eastAsia="Times New Roman" w:cs="Times New Roman"/>
           <w:color w:val="000000"/>
-        </w:rPr>
-      </w:pPr>
-      <w:r>
-        <w:rPr>
-          <w:rFonts w:eastAsia="Times New Roman" w:cs="Times New Roman"/>
-          <w:color w:val="000000"/>
-          <w:sz w:val="22"/>
-        </w:rPr>
-        <w:t xml:space="preserve">4 </w:t>
+          <w:szCs w:val="24"/>
+        </w:rPr>
+      </w:pPr>
+      <w:r>
+        <w:rPr>
+          <w:rFonts w:eastAsia="Times New Roman" w:cs="Times New Roman"/>
+          <w:color w:val="000000"/>
+          <w:szCs w:val="24"/>
+        </w:rPr>
+        <w:t xml:space="preserve"> </w:t>
       </w:r>
     </w:p>
     <w:p>
       <w:pPr>
         <w:rPr>
           <w:rFonts w:cs="Times New Roman"/>
-        </w:rPr>
-      </w:pPr>
-      <w:r>
-        <w:rPr>
-          <w:rFonts w:cs="Times New Roman"/>
+          <w:szCs w:val="24"/>
+        </w:rPr>
+      </w:pPr>
+      <w:r>
+        <w:rPr>
+          <w:rFonts w:cs="Times New Roman"/>
+          <w:szCs w:val="24"/>
         </w:rPr>
         <w:lastRenderedPageBreak/>
         <w:t xml:space="preserve">Wicara menerapkan teknologi </w:t>
@@ -5628,12 +5862,14 @@
           <w:rFonts w:cs="Times New Roman"/>
           <w:i/>
           <w:iCs/>
+          <w:szCs w:val="24"/>
         </w:rPr>
         <w:t xml:space="preserve">machine learning </w:t>
       </w:r>
       <w:r>
         <w:rPr>
           <w:rFonts w:cs="Times New Roman"/>
+          <w:szCs w:val="24"/>
         </w:rPr>
         <w:t xml:space="preserve">dalam implementasi </w:t>
       </w:r>
@@ -5642,12 +5878,14 @@
           <w:rFonts w:cs="Times New Roman"/>
           <w:i/>
           <w:iCs/>
+          <w:szCs w:val="24"/>
         </w:rPr>
         <w:t xml:space="preserve">filler  word detection </w:t>
       </w:r>
       <w:r>
         <w:rPr>
           <w:rFonts w:cs="Times New Roman"/>
+          <w:szCs w:val="24"/>
         </w:rPr>
         <w:t xml:space="preserve">untuk mengevaluasi tingkat kefasihan berbicara individu yang  bertujuan mengidentifikasi percakapan serta membantu menilai seberapa lancar  dan percaya diri seseorang dalam berbicara. </w:t>
       </w:r>
@@ -5656,11 +5894,13 @@
       <w:pPr>
         <w:rPr>
           <w:rFonts w:cs="Times New Roman"/>
-        </w:rPr>
-      </w:pPr>
-      <w:r>
-        <w:rPr>
-          <w:rFonts w:cs="Times New Roman"/>
+          <w:szCs w:val="24"/>
+        </w:rPr>
+      </w:pPr>
+      <w:r>
+        <w:rPr>
+          <w:rFonts w:cs="Times New Roman"/>
+          <w:szCs w:val="24"/>
         </w:rPr>
         <w:t xml:space="preserve">Fitur yang disediakan diantaranya: </w:t>
       </w:r>
@@ -5775,6 +6015,7 @@
       <w:r>
         <w:rPr>
           <w:rFonts w:cs="Times New Roman"/>
+          <w:szCs w:val="24"/>
         </w:rPr>
         <w:t>speaking</w:t>
       </w:r>
@@ -6065,12 +6306,14 @@
         <w:pStyle w:val="Judul1"/>
         <w:rPr>
           <w:rFonts w:cs="Times New Roman"/>
+          <w:szCs w:val="24"/>
         </w:rPr>
       </w:pPr>
       <w:bookmarkStart w:id="18" w:name="_Toc229820728"/>
       <w:r>
         <w:rPr>
           <w:rFonts w:cs="Times New Roman"/>
+          <w:szCs w:val="24"/>
         </w:rPr>
         <w:t>BAB 3. TAHAP PELAKSANAAN</w:t>
       </w:r>
@@ -6078,6 +6321,7 @@
       <w:r>
         <w:rPr>
           <w:rFonts w:cs="Times New Roman"/>
+          <w:szCs w:val="24"/>
         </w:rPr>
         <w:t xml:space="preserve"> </w:t>
       </w:r>
@@ -6086,11 +6330,13 @@
       <w:pPr>
         <w:rPr>
           <w:rFonts w:cs="Times New Roman"/>
-        </w:rPr>
-      </w:pPr>
-      <w:r>
-        <w:rPr>
-          <w:rFonts w:cs="Times New Roman"/>
+          <w:szCs w:val="24"/>
+        </w:rPr>
+      </w:pPr>
+      <w:r>
+        <w:rPr>
+          <w:rFonts w:cs="Times New Roman"/>
+          <w:szCs w:val="24"/>
         </w:rPr>
         <w:t xml:space="preserve">Tahapan pelaksanaan dalam mengembangkan aplikasi Wicara akan mengikuti  metodologi pengembangan perangkat lunak yang umum digunakan yaitu metode  </w:t>
       </w:r>
@@ -6099,12 +6345,14 @@
           <w:rFonts w:cs="Times New Roman"/>
           <w:i/>
           <w:iCs/>
+          <w:szCs w:val="24"/>
         </w:rPr>
         <w:t xml:space="preserve">Software Development Life Cycle </w:t>
       </w:r>
       <w:r>
         <w:rPr>
           <w:rFonts w:cs="Times New Roman"/>
+          <w:szCs w:val="24"/>
         </w:rPr>
         <w:t xml:space="preserve">(selanjutnya ditulis SDLC). Perangkat lunak  adalah serangkaian instruksi yang memungkinkan komputer menjalankan fungsi </w:t>
       </w:r>
@@ -6113,65 +6361,52 @@
       <w:pPr>
         <w:rPr>
           <w:rFonts w:cs="Times New Roman"/>
-        </w:rPr>
-      </w:pPr>
-      <w:r>
-        <w:rPr>
-          <w:rFonts w:cs="Times New Roman"/>
+          <w:szCs w:val="24"/>
+        </w:rPr>
+      </w:pPr>
+      <w:r>
+        <w:rPr>
+          <w:rFonts w:cs="Times New Roman"/>
+          <w:szCs w:val="24"/>
         </w:rPr>
         <w:t xml:space="preserve">fungsi tertentu. Ini mencakup aplikasi seperti pengolah kata dan sistem operasi  seperti Windows. Perangkat lunak memungkinkan pengguna untuk melakukan  tugas-tugas pada komputer atau perangkat elektronik. SDLC adalah metodologi  umum yang digunakan untuk mengembangkan sebuah sistem informasi. SDLC  adalah serangkaian langkah-langkah yang digunakan untuk merancang,  mengembangkan, dan mengelola perangkat lunak dari awal hingga akhir. Ini </w:t>
+      </w:r>
+      <w:r>
+        <w:rPr>
+          <w:rFonts w:eastAsia="Times New Roman" w:cs="Times New Roman"/>
+          <w:color w:val="000000"/>
+          <w:szCs w:val="24"/>
+        </w:rPr>
+        <w:t xml:space="preserve"> </w:t>
       </w:r>
     </w:p>
     <w:p>
       <w:pPr>
-        <w:widowControl w:val="0"/>
-        <w:pBdr>
-          <w:top w:val="nil"/>
-          <w:left w:val="nil"/>
-          <w:bottom w:val="nil"/>
-          <w:right w:val="nil"/>
-          <w:between w:val="nil"/>
-        </w:pBdr>
-        <w:spacing w:line="240" w:lineRule="auto"/>
-        <w:ind w:right="620"/>
-        <w:jc w:val="right"/>
-        <w:rPr>
-          <w:rFonts w:eastAsia="Times New Roman" w:cs="Times New Roman"/>
-          <w:color w:val="000000"/>
-        </w:rPr>
-      </w:pPr>
-      <w:r>
-        <w:rPr>
-          <w:rFonts w:eastAsia="Times New Roman" w:cs="Times New Roman"/>
-          <w:color w:val="000000"/>
-          <w:sz w:val="22"/>
+        <w:rPr>
+          <w:rFonts w:cs="Times New Roman"/>
+          <w:szCs w:val="24"/>
+        </w:rPr>
+      </w:pPr>
+      <w:r>
+        <w:rPr>
+          <w:rFonts w:cs="Times New Roman"/>
+          <w:szCs w:val="24"/>
         </w:rPr>
         <w:lastRenderedPageBreak/>
-        <w:t xml:space="preserve">5 </w:t>
+        <w:t xml:space="preserve">melibatkan fase-fase seperti perencanaan, analisis, desain, implementasi,  pengujian, dan pemeliharaan. SDLC membantu memastikan bahwa  pengembangan perangkat lunak berjalan secara terstruktur dan sesuai dengan  kebutuhan pengguna serta standar kualitas yang ditetapkan. </w:t>
       </w:r>
     </w:p>
     <w:p>
       <w:pPr>
         <w:rPr>
           <w:rFonts w:cs="Times New Roman"/>
-        </w:rPr>
-      </w:pPr>
-      <w:r>
-        <w:rPr>
-          <w:rFonts w:cs="Times New Roman"/>
-        </w:rPr>
-        <w:t xml:space="preserve">melibatkan fase-fase seperti perencanaan, analisis, desain, implementasi,  pengujian, dan pemeliharaan. SDLC membantu memastikan bahwa  pengembangan perangkat lunak berjalan secara terstruktur dan sesuai dengan  kebutuhan pengguna serta standar kualitas yang ditetapkan. </w:t>
-      </w:r>
-    </w:p>
-    <w:p>
-      <w:pPr>
-        <w:rPr>
-          <w:rFonts w:cs="Times New Roman"/>
-        </w:rPr>
-      </w:pPr>
-      <w:r>
-        <w:rPr>
-          <w:rFonts w:cs="Times New Roman"/>
+          <w:szCs w:val="24"/>
+        </w:rPr>
+      </w:pPr>
+      <w:r>
+        <w:rPr>
+          <w:rFonts w:cs="Times New Roman"/>
+          <w:szCs w:val="24"/>
         </w:rPr>
         <w:t xml:space="preserve">SDLC memiliki beberapa model dalam penerapan tahapan prosesnya  antara lain Sequential Model atau Waterfall, Parallel Model, Iterative Model,  Prototyping Model, Rapid Application Development (RAD) Model, Spiral  Model, V Shaped Model dan Agile Development (Rahmi, Yumami dan  Hidayasari, 2022). Salah satu SDLC yang sering digunakan adalah Waterfall Model yang akan digunakan juga pada pengembangan aplikasi Wicara.  </w:t>
       </w:r>
@@ -6294,7 +6529,7 @@
                     <pic:cNvPicPr preferRelativeResize="0"/>
                   </pic:nvPicPr>
                   <pic:blipFill>
-                    <a:blip r:embed="rId9"/>
+                    <a:blip r:embed="rId11"/>
                     <a:srcRect/>
                     <a:stretch>
                       <a:fillRect/>
@@ -6346,11 +6581,13 @@
       <w:pPr>
         <w:rPr>
           <w:rFonts w:cs="Times New Roman"/>
-        </w:rPr>
-      </w:pPr>
-      <w:r>
-        <w:rPr>
-          <w:rFonts w:cs="Times New Roman"/>
+          <w:szCs w:val="24"/>
+        </w:rPr>
+      </w:pPr>
+      <w:r>
+        <w:rPr>
+          <w:rFonts w:cs="Times New Roman"/>
+          <w:szCs w:val="24"/>
         </w:rPr>
         <w:t xml:space="preserve">Rincian dari setiap tahapan di atas adalah sebagai berikut: </w:t>
       </w:r>
@@ -6828,6 +7065,7 @@
         <w:rPr>
           <w:rFonts w:eastAsia="Times New Roman" w:cs="Times New Roman"/>
           <w:color w:val="000000"/>
+          <w:szCs w:val="24"/>
         </w:rPr>
       </w:pPr>
     </w:p>
@@ -6836,12 +7074,14 @@
         <w:pStyle w:val="Judul1"/>
         <w:rPr>
           <w:rFonts w:cs="Times New Roman"/>
+          <w:szCs w:val="24"/>
         </w:rPr>
       </w:pPr>
       <w:bookmarkStart w:id="20" w:name="_Toc229820729"/>
       <w:r>
         <w:rPr>
           <w:rFonts w:cs="Times New Roman"/>
+          <w:szCs w:val="24"/>
         </w:rPr>
         <w:lastRenderedPageBreak/>
         <w:t>BAB 4. BIAYA DAN JADWAL KEGIATAN</w:t>
@@ -6850,6 +7090,7 @@
       <w:r>
         <w:rPr>
           <w:rFonts w:cs="Times New Roman"/>
+          <w:szCs w:val="24"/>
         </w:rPr>
         <w:t xml:space="preserve"> </w:t>
       </w:r>
@@ -6859,12 +7100,14 @@
         <w:pStyle w:val="Judul2"/>
         <w:rPr>
           <w:rFonts w:cs="Times New Roman"/>
+          <w:szCs w:val="24"/>
         </w:rPr>
       </w:pPr>
       <w:bookmarkStart w:id="21" w:name="_Toc229820730"/>
       <w:r>
         <w:rPr>
           <w:rFonts w:cs="Times New Roman"/>
+          <w:szCs w:val="24"/>
         </w:rPr>
         <w:t>4.1 Anggaran Biaya</w:t>
       </w:r>
@@ -6872,6 +7115,7 @@
       <w:r>
         <w:rPr>
           <w:rFonts w:cs="Times New Roman"/>
+          <w:szCs w:val="24"/>
         </w:rPr>
         <w:t xml:space="preserve"> </w:t>
       </w:r>
@@ -6950,6 +7194,7 @@
                 <w:rFonts w:cs="Times New Roman"/>
                 <w:b/>
                 <w:bCs/>
+                <w:szCs w:val="24"/>
               </w:rPr>
               <w:t>No</w:t>
             </w:r>
@@ -6992,6 +7237,7 @@
                 <w:rFonts w:cs="Times New Roman"/>
                 <w:b/>
                 <w:bCs/>
+                <w:szCs w:val="24"/>
               </w:rPr>
               <w:t>Jenis Pengeluaran</w:t>
             </w:r>
@@ -7034,6 +7280,7 @@
                 <w:rFonts w:cs="Times New Roman"/>
                 <w:b/>
                 <w:bCs/>
+                <w:szCs w:val="24"/>
               </w:rPr>
               <w:t>Sumber Dana</w:t>
             </w:r>
@@ -7076,6 +7323,7 @@
                 <w:rFonts w:cs="Times New Roman"/>
                 <w:b/>
                 <w:bCs/>
+                <w:szCs w:val="24"/>
               </w:rPr>
               <w:t>Besaran Dana  (Rp)</w:t>
             </w:r>
@@ -9546,6 +9794,7 @@
         <w:rPr>
           <w:rFonts w:cs="Times New Roman"/>
           <w:color w:val="000000"/>
+          <w:szCs w:val="24"/>
         </w:rPr>
       </w:pPr>
     </w:p>
@@ -9554,12 +9803,14 @@
         <w:pStyle w:val="Judul2"/>
         <w:rPr>
           <w:rFonts w:cs="Times New Roman"/>
+          <w:szCs w:val="24"/>
         </w:rPr>
       </w:pPr>
       <w:bookmarkStart w:id="23" w:name="_Toc229820731"/>
       <w:r>
         <w:rPr>
           <w:rFonts w:cs="Times New Roman"/>
+          <w:szCs w:val="24"/>
         </w:rPr>
         <w:t>4.2 Jadwal Kegiatan</w:t>
       </w:r>
@@ -9567,6 +9818,7 @@
       <w:r>
         <w:rPr>
           <w:rFonts w:cs="Times New Roman"/>
+          <w:szCs w:val="24"/>
         </w:rPr>
         <w:t xml:space="preserve"> </w:t>
       </w:r>
@@ -12190,6 +12442,7 @@
         <w:rPr>
           <w:rFonts w:cs="Times New Roman"/>
           <w:color w:val="000000"/>
+          <w:szCs w:val="24"/>
         </w:rPr>
       </w:pPr>
     </w:p>
@@ -12206,6 +12459,7 @@
         <w:rPr>
           <w:rFonts w:cs="Times New Roman"/>
           <w:color w:val="000000"/>
+          <w:szCs w:val="24"/>
         </w:rPr>
       </w:pPr>
     </w:p>
@@ -12225,13 +12479,14 @@
         <w:rPr>
           <w:rFonts w:eastAsia="Times New Roman" w:cs="Times New Roman"/>
           <w:color w:val="000000"/>
-        </w:rPr>
-      </w:pPr>
-      <w:r>
-        <w:rPr>
-          <w:rFonts w:eastAsia="Times New Roman" w:cs="Times New Roman"/>
-          <w:color w:val="000000"/>
-          <w:sz w:val="22"/>
+          <w:szCs w:val="24"/>
+        </w:rPr>
+      </w:pPr>
+      <w:r>
+        <w:rPr>
+          <w:rFonts w:eastAsia="Times New Roman" w:cs="Times New Roman"/>
+          <w:color w:val="000000"/>
+          <w:szCs w:val="24"/>
         </w:rPr>
         <w:t xml:space="preserve"> </w:t>
       </w:r>
@@ -12263,12 +12518,14 @@
         <w:pStyle w:val="Judul1"/>
         <w:rPr>
           <w:rFonts w:cs="Times New Roman"/>
+          <w:szCs w:val="24"/>
         </w:rPr>
       </w:pPr>
       <w:bookmarkStart w:id="25" w:name="_Toc229820732"/>
       <w:r>
         <w:rPr>
           <w:rFonts w:cs="Times New Roman"/>
+          <w:szCs w:val="24"/>
         </w:rPr>
         <w:lastRenderedPageBreak/>
         <w:t>DAFTAR PUSTAKA</w:t>
@@ -12277,6 +12534,7 @@
       <w:r>
         <w:rPr>
           <w:rFonts w:cs="Times New Roman"/>
+          <w:szCs w:val="24"/>
         </w:rPr>
         <w:t xml:space="preserve"> </w:t>
       </w:r>
@@ -12339,7 +12597,7 @@
         <w:rPr>
           <w:rFonts w:cs="Times New Roman"/>
           <w:color w:val="000000"/>
-          <w:sz w:val="22"/>
+          <w:szCs w:val="24"/>
         </w:rPr>
         <w:t xml:space="preserve">. </w:t>
       </w:r>
@@ -12472,7 +12730,7 @@
         <w:rPr>
           <w:rFonts w:cs="Times New Roman"/>
           <w:color w:val="000000"/>
-          <w:sz w:val="22"/>
+          <w:szCs w:val="24"/>
         </w:rPr>
         <w:t xml:space="preserve">. </w:t>
       </w:r>
@@ -12731,7 +12989,7 @@
         <w:rPr>
           <w:rFonts w:cs="Times New Roman"/>
           <w:color w:val="000000"/>
-          <w:sz w:val="22"/>
+          <w:szCs w:val="24"/>
         </w:rPr>
         <w:t xml:space="preserve">. </w:t>
       </w:r>
@@ -12832,6 +13090,7 @@
         <w:rPr>
           <w:rFonts w:eastAsia="Times New Roman" w:cs="Times New Roman"/>
           <w:color w:val="000000"/>
+          <w:szCs w:val="24"/>
         </w:rPr>
       </w:pPr>
     </w:p>
@@ -12842,12 +13101,13 @@
           <w:rFonts w:cs="Times New Roman"/>
           <w:b/>
           <w:bCs/>
-          <w:szCs w:val="48"/>
-        </w:rPr>
-      </w:pPr>
-      <w:r>
-        <w:rPr>
-          <w:rFonts w:cs="Times New Roman"/>
+          <w:szCs w:val="24"/>
+        </w:rPr>
+      </w:pPr>
+      <w:r>
+        <w:rPr>
+          <w:rFonts w:cs="Times New Roman"/>
+          <w:szCs w:val="24"/>
         </w:rPr>
         <w:br w:type="page"/>
       </w:r>
@@ -12857,12 +13117,14 @@
         <w:pStyle w:val="Judul1"/>
         <w:rPr>
           <w:rFonts w:cs="Times New Roman"/>
+          <w:szCs w:val="24"/>
         </w:rPr>
       </w:pPr>
       <w:bookmarkStart w:id="26" w:name="_Toc229820733"/>
       <w:r>
         <w:rPr>
           <w:rFonts w:cs="Times New Roman"/>
+          <w:szCs w:val="24"/>
         </w:rPr>
         <w:lastRenderedPageBreak/>
         <w:t>LAMPIRAN</w:t>
@@ -12871,6 +13133,7 @@
       <w:r>
         <w:rPr>
           <w:rFonts w:cs="Times New Roman"/>
+          <w:szCs w:val="24"/>
         </w:rPr>
         <w:t xml:space="preserve"> </w:t>
       </w:r>
@@ -12880,6 +13143,7 @@
         <w:pStyle w:val="Lampiran"/>
         <w:rPr>
           <w:rFonts w:cs="Times New Roman"/>
+          <w:szCs w:val="24"/>
         </w:rPr>
       </w:pPr>
       <w:bookmarkStart w:id="27" w:name="_Toc229820734"/>
@@ -12887,6 +13151,7 @@
       <w:r>
         <w:rPr>
           <w:rFonts w:cs="Times New Roman"/>
+          <w:szCs w:val="24"/>
         </w:rPr>
         <w:t>Lampiran 1. Biodata Ketua dan Anggota, serta Dosen Pendamping</w:t>
       </w:r>
@@ -12897,12 +13162,14 @@
       <w:pPr>
         <w:rPr>
           <w:rFonts w:cs="Times New Roman"/>
+          <w:szCs w:val="24"/>
         </w:rPr>
       </w:pPr>
       <w:r>
         <w:rPr>
           <w:rFonts w:cs="Times New Roman"/>
           <w:noProof/>
+          <w:szCs w:val="24"/>
         </w:rPr>
         <w:drawing>
           <wp:inline distT="19050" distB="19050" distL="19050" distR="19050" wp14:anchorId="2F36DE5A" wp14:editId="66FCDEA3">
@@ -12918,7 +13185,7 @@
                     <pic:cNvPicPr preferRelativeResize="0"/>
                   </pic:nvPicPr>
                   <pic:blipFill>
-                    <a:blip r:embed="rId10"/>
+                    <a:blip r:embed="rId12"/>
                     <a:srcRect/>
                     <a:stretch>
                       <a:fillRect/>
@@ -12957,16 +13224,9 @@
         <w:rPr>
           <w:rFonts w:eastAsia="Times New Roman" w:cs="Times New Roman"/>
           <w:color w:val="000000"/>
-        </w:rPr>
-      </w:pPr>
-      <w:r>
-        <w:rPr>
-          <w:rFonts w:eastAsia="Times New Roman" w:cs="Times New Roman"/>
-          <w:color w:val="000000"/>
-          <w:sz w:val="22"/>
-        </w:rPr>
-        <w:t>11</w:t>
-      </w:r>
+          <w:szCs w:val="24"/>
+        </w:rPr>
+      </w:pPr>
     </w:p>
     <w:p>
       <w:pPr>
@@ -12983,6 +13243,7 @@
         <w:rPr>
           <w:rFonts w:eastAsia="Times New Roman" w:cs="Times New Roman"/>
           <w:color w:val="000000"/>
+          <w:szCs w:val="24"/>
         </w:rPr>
       </w:pPr>
       <w:r>
@@ -12990,6 +13251,7 @@
           <w:rFonts w:eastAsia="Times New Roman" w:cs="Times New Roman"/>
           <w:noProof/>
           <w:color w:val="000000"/>
+          <w:szCs w:val="24"/>
         </w:rPr>
         <w:lastRenderedPageBreak/>
         <w:drawing>
@@ -13006,7 +13268,7 @@
                     <pic:cNvPicPr preferRelativeResize="0"/>
                   </pic:nvPicPr>
                   <pic:blipFill>
-                    <a:blip r:embed="rId11"/>
+                    <a:blip r:embed="rId13"/>
                     <a:srcRect/>
                     <a:stretch>
                       <a:fillRect/>
@@ -13045,16 +13307,9 @@
         <w:rPr>
           <w:rFonts w:eastAsia="Times New Roman" w:cs="Times New Roman"/>
           <w:color w:val="000000"/>
-        </w:rPr>
-      </w:pPr>
-      <w:r>
-        <w:rPr>
-          <w:rFonts w:eastAsia="Times New Roman" w:cs="Times New Roman"/>
-          <w:color w:val="000000"/>
-          <w:sz w:val="22"/>
-        </w:rPr>
-        <w:t>12</w:t>
-      </w:r>
+          <w:szCs w:val="24"/>
+        </w:rPr>
+      </w:pPr>
     </w:p>
     <w:p>
       <w:pPr>
@@ -13071,6 +13326,7 @@
         <w:rPr>
           <w:rFonts w:eastAsia="Times New Roman" w:cs="Times New Roman"/>
           <w:color w:val="000000"/>
+          <w:szCs w:val="24"/>
         </w:rPr>
       </w:pPr>
       <w:r>
@@ -13078,6 +13334,7 @@
           <w:rFonts w:eastAsia="Times New Roman" w:cs="Times New Roman"/>
           <w:noProof/>
           <w:color w:val="000000"/>
+          <w:szCs w:val="24"/>
         </w:rPr>
         <w:lastRenderedPageBreak/>
         <w:drawing>
@@ -13094,7 +13351,7 @@
                     <pic:cNvPicPr preferRelativeResize="0"/>
                   </pic:nvPicPr>
                   <pic:blipFill>
-                    <a:blip r:embed="rId12"/>
+                    <a:blip r:embed="rId14"/>
                     <a:srcRect/>
                     <a:stretch>
                       <a:fillRect/>
@@ -13133,16 +13390,9 @@
         <w:rPr>
           <w:rFonts w:eastAsia="Times New Roman" w:cs="Times New Roman"/>
           <w:color w:val="000000"/>
-        </w:rPr>
-      </w:pPr>
-      <w:r>
-        <w:rPr>
-          <w:rFonts w:eastAsia="Times New Roman" w:cs="Times New Roman"/>
-          <w:color w:val="000000"/>
-          <w:sz w:val="22"/>
-        </w:rPr>
-        <w:t>13</w:t>
-      </w:r>
+          <w:szCs w:val="24"/>
+        </w:rPr>
+      </w:pPr>
     </w:p>
     <w:p>
       <w:pPr>
@@ -13159,6 +13409,7 @@
         <w:rPr>
           <w:rFonts w:eastAsia="Times New Roman" w:cs="Times New Roman"/>
           <w:color w:val="000000"/>
+          <w:szCs w:val="24"/>
         </w:rPr>
       </w:pPr>
       <w:r>
@@ -13166,6 +13417,7 @@
           <w:rFonts w:eastAsia="Times New Roman" w:cs="Times New Roman"/>
           <w:noProof/>
           <w:color w:val="000000"/>
+          <w:szCs w:val="24"/>
         </w:rPr>
         <w:lastRenderedPageBreak/>
         <w:drawing>
@@ -13182,7 +13434,7 @@
                     <pic:cNvPicPr preferRelativeResize="0"/>
                   </pic:nvPicPr>
                   <pic:blipFill>
-                    <a:blip r:embed="rId13"/>
+                    <a:blip r:embed="rId15"/>
                     <a:srcRect/>
                     <a:stretch>
                       <a:fillRect/>
@@ -13221,16 +13473,9 @@
         <w:rPr>
           <w:rFonts w:eastAsia="Times New Roman" w:cs="Times New Roman"/>
           <w:color w:val="000000"/>
-        </w:rPr>
-      </w:pPr>
-      <w:r>
-        <w:rPr>
-          <w:rFonts w:eastAsia="Times New Roman" w:cs="Times New Roman"/>
-          <w:color w:val="000000"/>
-          <w:sz w:val="22"/>
-        </w:rPr>
-        <w:t>14</w:t>
-      </w:r>
+          <w:szCs w:val="24"/>
+        </w:rPr>
+      </w:pPr>
     </w:p>
     <w:p>
       <w:pPr>
@@ -13247,6 +13492,7 @@
         <w:rPr>
           <w:rFonts w:eastAsia="Times New Roman" w:cs="Times New Roman"/>
           <w:color w:val="000000"/>
+          <w:szCs w:val="24"/>
         </w:rPr>
       </w:pPr>
       <w:r>
@@ -13254,6 +13500,7 @@
           <w:rFonts w:eastAsia="Times New Roman" w:cs="Times New Roman"/>
           <w:noProof/>
           <w:color w:val="000000"/>
+          <w:szCs w:val="24"/>
         </w:rPr>
         <w:lastRenderedPageBreak/>
         <w:drawing>
@@ -13270,7 +13517,7 @@
                     <pic:cNvPicPr preferRelativeResize="0"/>
                   </pic:nvPicPr>
                   <pic:blipFill>
-                    <a:blip r:embed="rId14"/>
+                    <a:blip r:embed="rId16"/>
                     <a:srcRect/>
                     <a:stretch>
                       <a:fillRect/>
@@ -13309,16 +13556,9 @@
         <w:rPr>
           <w:rFonts w:eastAsia="Times New Roman" w:cs="Times New Roman"/>
           <w:color w:val="000000"/>
-        </w:rPr>
-      </w:pPr>
-      <w:r>
-        <w:rPr>
-          <w:rFonts w:eastAsia="Times New Roman" w:cs="Times New Roman"/>
-          <w:color w:val="000000"/>
-          <w:sz w:val="22"/>
-        </w:rPr>
-        <w:t>15</w:t>
-      </w:r>
+          <w:szCs w:val="24"/>
+        </w:rPr>
+      </w:pPr>
     </w:p>
     <w:p>
       <w:pPr>
@@ -13335,6 +13575,7 @@
         <w:rPr>
           <w:rFonts w:eastAsia="Times New Roman" w:cs="Times New Roman"/>
           <w:color w:val="000000"/>
+          <w:szCs w:val="24"/>
         </w:rPr>
       </w:pPr>
       <w:r>
@@ -13342,6 +13583,7 @@
           <w:rFonts w:eastAsia="Times New Roman" w:cs="Times New Roman"/>
           <w:noProof/>
           <w:color w:val="000000"/>
+          <w:szCs w:val="24"/>
         </w:rPr>
         <w:lastRenderedPageBreak/>
         <w:drawing>
@@ -13358,7 +13600,7 @@
                     <pic:cNvPicPr preferRelativeResize="0"/>
                   </pic:nvPicPr>
                   <pic:blipFill>
-                    <a:blip r:embed="rId15"/>
+                    <a:blip r:embed="rId17"/>
                     <a:srcRect/>
                     <a:stretch>
                       <a:fillRect/>
@@ -13397,16 +13639,9 @@
         <w:rPr>
           <w:rFonts w:eastAsia="Times New Roman" w:cs="Times New Roman"/>
           <w:color w:val="000000"/>
-        </w:rPr>
-      </w:pPr>
-      <w:r>
-        <w:rPr>
-          <w:rFonts w:eastAsia="Times New Roman" w:cs="Times New Roman"/>
-          <w:color w:val="000000"/>
-          <w:sz w:val="22"/>
-        </w:rPr>
-        <w:t>16</w:t>
-      </w:r>
+          <w:szCs w:val="24"/>
+        </w:rPr>
+      </w:pPr>
     </w:p>
     <w:p>
       <w:pPr>
@@ -13423,6 +13658,7 @@
         <w:rPr>
           <w:rFonts w:eastAsia="Times New Roman" w:cs="Times New Roman"/>
           <w:color w:val="000000"/>
+          <w:szCs w:val="24"/>
         </w:rPr>
       </w:pPr>
       <w:r>
@@ -13430,6 +13666,7 @@
           <w:rFonts w:eastAsia="Times New Roman" w:cs="Times New Roman"/>
           <w:noProof/>
           <w:color w:val="000000"/>
+          <w:szCs w:val="24"/>
         </w:rPr>
         <w:lastRenderedPageBreak/>
         <w:drawing>
@@ -13446,7 +13683,7 @@
                     <pic:cNvPicPr preferRelativeResize="0"/>
                   </pic:nvPicPr>
                   <pic:blipFill>
-                    <a:blip r:embed="rId16"/>
+                    <a:blip r:embed="rId18"/>
                     <a:srcRect/>
                     <a:stretch>
                       <a:fillRect/>
@@ -13468,46 +13705,28 @@
           </wp:inline>
         </w:drawing>
       </w:r>
+      <w:bookmarkStart w:id="29" w:name="_Toc229820735"/>
+      <w:bookmarkStart w:id="30" w:name="_Toc229820883"/>
     </w:p>
     <w:p>
       <w:pPr>
-        <w:widowControl w:val="0"/>
-        <w:pBdr>
-          <w:top w:val="nil"/>
-          <w:left w:val="nil"/>
-          <w:bottom w:val="nil"/>
-          <w:right w:val="nil"/>
-          <w:between w:val="nil"/>
-        </w:pBdr>
-        <w:spacing w:line="240" w:lineRule="auto"/>
-        <w:ind w:right="620"/>
-        <w:jc w:val="right"/>
-        <w:rPr>
-          <w:rFonts w:eastAsia="Times New Roman" w:cs="Times New Roman"/>
-          <w:color w:val="000000"/>
-        </w:rPr>
-      </w:pPr>
-      <w:r>
-        <w:rPr>
-          <w:rFonts w:eastAsia="Times New Roman" w:cs="Times New Roman"/>
-          <w:color w:val="000000"/>
-          <w:sz w:val="22"/>
-        </w:rPr>
-        <w:t xml:space="preserve">17 </w:t>
-      </w:r>
+        <w:rPr>
+          <w:szCs w:val="24"/>
+        </w:rPr>
+      </w:pPr>
     </w:p>
     <w:p>
       <w:pPr>
         <w:pStyle w:val="Lampiran"/>
         <w:rPr>
           <w:rFonts w:cs="Times New Roman"/>
-        </w:rPr>
-      </w:pPr>
-      <w:bookmarkStart w:id="29" w:name="_Toc229820735"/>
-      <w:bookmarkStart w:id="30" w:name="_Toc229820883"/>
-      <w:r>
-        <w:rPr>
-          <w:rFonts w:cs="Times New Roman"/>
+          <w:szCs w:val="24"/>
+        </w:rPr>
+      </w:pPr>
+      <w:r>
+        <w:rPr>
+          <w:rFonts w:cs="Times New Roman"/>
+          <w:szCs w:val="24"/>
         </w:rPr>
         <w:t>Lampiran 2. Justifikasi Anggaran Kegiatan</w:t>
       </w:r>
@@ -16714,6 +16933,7 @@
         <w:rPr>
           <w:rFonts w:cs="Times New Roman"/>
           <w:color w:val="000000"/>
+          <w:szCs w:val="24"/>
         </w:rPr>
       </w:pPr>
     </w:p>
@@ -16722,6 +16942,7 @@
         <w:pStyle w:val="Lampiran"/>
         <w:rPr>
           <w:rFonts w:cs="Times New Roman"/>
+          <w:szCs w:val="24"/>
         </w:rPr>
       </w:pPr>
       <w:bookmarkStart w:id="31" w:name="_Toc229820736"/>
@@ -16729,6 +16950,7 @@
       <w:r>
         <w:rPr>
           <w:rFonts w:cs="Times New Roman"/>
+          <w:szCs w:val="24"/>
         </w:rPr>
         <w:lastRenderedPageBreak/>
         <w:t>Lampiran 3. Susunan Tim Pengusul dan Pembagian Tugas</w:t>
@@ -19719,6 +19941,7 @@
         <w:rPr>
           <w:rFonts w:cs="Times New Roman"/>
           <w:color w:val="000000"/>
+          <w:szCs w:val="24"/>
         </w:rPr>
       </w:pPr>
     </w:p>
@@ -19735,6 +19958,7 @@
         <w:rPr>
           <w:rFonts w:cs="Times New Roman"/>
           <w:color w:val="000000"/>
+          <w:szCs w:val="24"/>
         </w:rPr>
       </w:pPr>
     </w:p>
@@ -19753,6 +19977,7 @@
         <w:rPr>
           <w:rFonts w:eastAsia="Times New Roman" w:cs="Times New Roman"/>
           <w:color w:val="000000"/>
+          <w:szCs w:val="24"/>
         </w:rPr>
       </w:pPr>
     </w:p>
@@ -19769,6 +19994,7 @@
         <w:rPr>
           <w:rFonts w:cs="Times New Roman"/>
           <w:color w:val="000000"/>
+          <w:szCs w:val="24"/>
         </w:rPr>
       </w:pPr>
     </w:p>
@@ -19785,6 +20011,7 @@
         <w:rPr>
           <w:rFonts w:cs="Times New Roman"/>
           <w:color w:val="000000"/>
+          <w:szCs w:val="24"/>
         </w:rPr>
       </w:pPr>
     </w:p>
@@ -19804,16 +20031,9 @@
         <w:rPr>
           <w:rFonts w:eastAsia="Times New Roman" w:cs="Times New Roman"/>
           <w:color w:val="000000"/>
-        </w:rPr>
-      </w:pPr>
-      <w:r>
-        <w:rPr>
-          <w:rFonts w:eastAsia="Times New Roman" w:cs="Times New Roman"/>
-          <w:color w:val="000000"/>
-          <w:sz w:val="22"/>
-        </w:rPr>
-        <w:t>20</w:t>
-      </w:r>
+          <w:szCs w:val="24"/>
+        </w:rPr>
+      </w:pPr>
     </w:p>
     <w:p>
       <w:pPr>
@@ -19828,6 +20048,7 @@
         <w:rPr>
           <w:rFonts w:cs="Times New Roman"/>
           <w:color w:val="000000"/>
+          <w:szCs w:val="24"/>
         </w:rPr>
       </w:pPr>
     </w:p>
@@ -19844,6 +20065,7 @@
         <w:rPr>
           <w:rFonts w:cs="Times New Roman"/>
           <w:color w:val="000000"/>
+          <w:szCs w:val="24"/>
         </w:rPr>
       </w:pPr>
     </w:p>
@@ -19863,15 +20085,16 @@
         <w:rPr>
           <w:rFonts w:eastAsia="Times New Roman" w:cs="Times New Roman"/>
           <w:color w:val="000000"/>
-        </w:rPr>
-      </w:pPr>
-      <w:r>
-        <w:rPr>
-          <w:rFonts w:eastAsia="Times New Roman" w:cs="Times New Roman"/>
-          <w:color w:val="000000"/>
-          <w:sz w:val="22"/>
-        </w:rPr>
-        <w:t xml:space="preserve">21 </w:t>
+          <w:szCs w:val="24"/>
+        </w:rPr>
+      </w:pPr>
+      <w:r>
+        <w:rPr>
+          <w:rFonts w:eastAsia="Times New Roman" w:cs="Times New Roman"/>
+          <w:color w:val="000000"/>
+          <w:szCs w:val="24"/>
+        </w:rPr>
+        <w:t xml:space="preserve"> </w:t>
       </w:r>
     </w:p>
     <w:p>
@@ -19879,6 +20102,7 @@
         <w:pStyle w:val="Lampiran"/>
         <w:rPr>
           <w:rFonts w:cs="Times New Roman"/>
+          <w:szCs w:val="24"/>
         </w:rPr>
       </w:pPr>
       <w:bookmarkStart w:id="33" w:name="_Toc229820737"/>
@@ -19886,6 +20110,7 @@
       <w:r>
         <w:rPr>
           <w:rFonts w:cs="Times New Roman"/>
+          <w:szCs w:val="24"/>
         </w:rPr>
         <w:lastRenderedPageBreak/>
         <w:t>Lampiran 4. Surat Pernyataan Ketua Tim Pengusul</w:t>
@@ -19936,7 +20161,7 @@
                     <pic:cNvPicPr preferRelativeResize="0"/>
                   </pic:nvPicPr>
                   <pic:blipFill>
-                    <a:blip r:embed="rId17"/>
+                    <a:blip r:embed="rId19"/>
                     <a:srcRect/>
                     <a:stretch>
                       <a:fillRect/>
@@ -19975,22 +20200,16 @@
         <w:rPr>
           <w:rFonts w:eastAsia="Times New Roman" w:cs="Times New Roman"/>
           <w:color w:val="000000"/>
-        </w:rPr>
-      </w:pPr>
-      <w:r>
-        <w:rPr>
-          <w:rFonts w:eastAsia="Times New Roman" w:cs="Times New Roman"/>
-          <w:color w:val="000000"/>
-          <w:sz w:val="22"/>
-        </w:rPr>
-        <w:t xml:space="preserve">22 </w:t>
-      </w:r>
+          <w:szCs w:val="24"/>
+        </w:rPr>
+      </w:pPr>
     </w:p>
     <w:p>
       <w:pPr>
         <w:pStyle w:val="Lampiran"/>
         <w:rPr>
           <w:rFonts w:cs="Times New Roman"/>
+          <w:szCs w:val="24"/>
         </w:rPr>
       </w:pPr>
       <w:bookmarkStart w:id="35" w:name="_Toc229820738"/>
@@ -19998,6 +20217,7 @@
       <w:r>
         <w:rPr>
           <w:rFonts w:cs="Times New Roman"/>
+          <w:szCs w:val="24"/>
         </w:rPr>
         <w:lastRenderedPageBreak/>
         <w:t>Lampiran 5. Gambaran Teknologi yang akan Dikembangkan</w:t>
@@ -20007,6 +20227,7 @@
       <w:r>
         <w:rPr>
           <w:rFonts w:cs="Times New Roman"/>
+          <w:szCs w:val="24"/>
         </w:rPr>
         <w:t xml:space="preserve"> </w:t>
       </w:r>
@@ -20016,12 +20237,14 @@
         <w:pStyle w:val="GambarLampiran"/>
         <w:rPr>
           <w:rFonts w:cs="Times New Roman"/>
+          <w:szCs w:val="24"/>
         </w:rPr>
       </w:pPr>
       <w:r>
         <w:rPr>
           <w:rFonts w:cs="Times New Roman"/>
           <w:noProof/>
+          <w:szCs w:val="24"/>
         </w:rPr>
         <w:drawing>
           <wp:inline distT="19050" distB="19050" distL="19050" distR="19050" wp14:anchorId="0F233C8F" wp14:editId="55D6F25F">
@@ -20037,7 +20260,7 @@
                     <pic:cNvPicPr preferRelativeResize="0"/>
                   </pic:nvPicPr>
                   <pic:blipFill>
-                    <a:blip r:embed="rId18"/>
+                    <a:blip r:embed="rId20"/>
                     <a:srcRect/>
                     <a:stretch>
                       <a:fillRect/>
@@ -20063,12 +20286,14 @@
         <w:rPr>
           <w:rStyle w:val="GambarLampiranKAR"/>
           <w:rFonts w:cs="Times New Roman"/>
+          <w:szCs w:val="24"/>
         </w:rPr>
         <w:t>Gambar 1 Desain Sistem Aplikasi Wicara</w:t>
       </w:r>
       <w:r>
         <w:rPr>
           <w:rFonts w:cs="Times New Roman"/>
+          <w:szCs w:val="24"/>
         </w:rPr>
         <w:t xml:space="preserve"> </w:t>
       </w:r>
@@ -20078,12 +20303,14 @@
         <w:pStyle w:val="GambarLampiran"/>
         <w:rPr>
           <w:rFonts w:cs="Times New Roman"/>
+          <w:szCs w:val="24"/>
         </w:rPr>
       </w:pPr>
       <w:r>
         <w:rPr>
           <w:rFonts w:cs="Times New Roman"/>
           <w:noProof/>
+          <w:szCs w:val="24"/>
         </w:rPr>
         <w:drawing>
           <wp:inline distT="19050" distB="19050" distL="19050" distR="19050" wp14:anchorId="321CF7BC" wp14:editId="1C58BD3E">
@@ -20099,7 +20326,7 @@
                     <pic:cNvPicPr preferRelativeResize="0"/>
                   </pic:nvPicPr>
                   <pic:blipFill>
-                    <a:blip r:embed="rId19"/>
+                    <a:blip r:embed="rId21"/>
                     <a:srcRect/>
                     <a:stretch>
                       <a:fillRect/>
@@ -20127,11 +20354,13 @@
         <w:pStyle w:val="GambarLampiran"/>
         <w:rPr>
           <w:rFonts w:cs="Times New Roman"/>
-        </w:rPr>
-      </w:pPr>
-      <w:r>
-        <w:rPr>
-          <w:rFonts w:cs="Times New Roman"/>
+          <w:szCs w:val="24"/>
+        </w:rPr>
+      </w:pPr>
+      <w:r>
+        <w:rPr>
+          <w:rFonts w:cs="Times New Roman"/>
+          <w:szCs w:val="24"/>
         </w:rPr>
         <w:t>Gambar 2 Alur integrasi aplikasi Wicara dengan GPT 4 (LLM)</w:t>
       </w:r>
@@ -20152,28 +20381,23 @@
         <w:rPr>
           <w:rFonts w:eastAsia="Times New Roman" w:cs="Times New Roman"/>
           <w:color w:val="000000"/>
-        </w:rPr>
-      </w:pPr>
-      <w:r>
-        <w:rPr>
-          <w:rFonts w:eastAsia="Times New Roman" w:cs="Times New Roman"/>
-          <w:color w:val="000000"/>
-          <w:sz w:val="22"/>
-        </w:rPr>
-        <w:t xml:space="preserve">23 </w:t>
-      </w:r>
+          <w:szCs w:val="24"/>
+        </w:rPr>
+      </w:pPr>
     </w:p>
     <w:p>
       <w:pPr>
         <w:pStyle w:val="GambarLampiran"/>
         <w:rPr>
           <w:rFonts w:cs="Times New Roman"/>
+          <w:szCs w:val="24"/>
         </w:rPr>
       </w:pPr>
       <w:r>
         <w:rPr>
           <w:rFonts w:cs="Times New Roman"/>
           <w:noProof/>
+          <w:szCs w:val="24"/>
         </w:rPr>
         <w:lastRenderedPageBreak/>
         <w:drawing>
@@ -20190,7 +20414,7 @@
                     <pic:cNvPicPr preferRelativeResize="0"/>
                   </pic:nvPicPr>
                   <pic:blipFill>
-                    <a:blip r:embed="rId20"/>
+                    <a:blip r:embed="rId22"/>
                     <a:srcRect/>
                     <a:stretch>
                       <a:fillRect/>
@@ -20215,6 +20439,7 @@
       <w:r>
         <w:rPr>
           <w:rFonts w:cs="Times New Roman"/>
+          <w:szCs w:val="24"/>
         </w:rPr>
         <w:t xml:space="preserve">Gambar 3 Use case aplikasi Wicara </w:t>
       </w:r>
@@ -20224,12 +20449,14 @@
         <w:pStyle w:val="GambarLampiran"/>
         <w:rPr>
           <w:rFonts w:cs="Times New Roman"/>
+          <w:szCs w:val="24"/>
         </w:rPr>
       </w:pPr>
       <w:r>
         <w:rPr>
           <w:rFonts w:cs="Times New Roman"/>
           <w:noProof/>
+          <w:szCs w:val="24"/>
         </w:rPr>
         <w:drawing>
           <wp:inline distT="19050" distB="19050" distL="19050" distR="19050" wp14:anchorId="63250EBD" wp14:editId="1FB35216">
@@ -20245,7 +20472,7 @@
                     <pic:cNvPicPr preferRelativeResize="0"/>
                   </pic:nvPicPr>
                   <pic:blipFill>
-                    <a:blip r:embed="rId21"/>
+                    <a:blip r:embed="rId23"/>
                     <a:srcRect/>
                     <a:stretch>
                       <a:fillRect/>
@@ -20270,6 +20497,7 @@
       <w:r>
         <w:rPr>
           <w:rFonts w:cs="Times New Roman"/>
+          <w:szCs w:val="24"/>
         </w:rPr>
         <w:t>Gambar 4 Onboarding</w:t>
       </w:r>
@@ -20290,28 +20518,23 @@
         <w:rPr>
           <w:rFonts w:eastAsia="Times New Roman" w:cs="Times New Roman"/>
           <w:color w:val="000000"/>
-        </w:rPr>
-      </w:pPr>
-      <w:r>
-        <w:rPr>
-          <w:rFonts w:eastAsia="Times New Roman" w:cs="Times New Roman"/>
-          <w:color w:val="000000"/>
-          <w:sz w:val="22"/>
-        </w:rPr>
-        <w:t xml:space="preserve">24 </w:t>
-      </w:r>
+          <w:szCs w:val="24"/>
+        </w:rPr>
+      </w:pPr>
     </w:p>
     <w:p>
       <w:pPr>
         <w:pStyle w:val="GambarLampiran"/>
         <w:rPr>
           <w:rFonts w:cs="Times New Roman"/>
+          <w:szCs w:val="24"/>
         </w:rPr>
       </w:pPr>
       <w:r>
         <w:rPr>
           <w:rFonts w:cs="Times New Roman"/>
           <w:noProof/>
+          <w:szCs w:val="24"/>
         </w:rPr>
         <w:lastRenderedPageBreak/>
         <w:drawing>
@@ -20328,7 +20551,7 @@
                     <pic:cNvPicPr preferRelativeResize="0"/>
                   </pic:nvPicPr>
                   <pic:blipFill>
-                    <a:blip r:embed="rId22"/>
+                    <a:blip r:embed="rId24"/>
                     <a:srcRect/>
                     <a:stretch>
                       <a:fillRect/>
@@ -20353,6 +20576,7 @@
       <w:r>
         <w:rPr>
           <w:rFonts w:cs="Times New Roman"/>
+          <w:szCs w:val="24"/>
         </w:rPr>
         <w:t xml:space="preserve">Gambar 5 Home dan fitur-fiturnya </w:t>
       </w:r>
@@ -20400,7 +20624,7 @@
                     <pic:cNvPicPr preferRelativeResize="0"/>
                   </pic:nvPicPr>
                   <pic:blipFill>
-                    <a:blip r:embed="rId23"/>
+                    <a:blip r:embed="rId25"/>
                     <a:srcRect/>
                     <a:stretch>
                       <a:fillRect/>
@@ -20428,11 +20652,13 @@
         <w:pStyle w:val="GambarLampiran"/>
         <w:rPr>
           <w:rFonts w:cs="Times New Roman"/>
-        </w:rPr>
-      </w:pPr>
-      <w:r>
-        <w:rPr>
-          <w:rFonts w:cs="Times New Roman"/>
+          <w:szCs w:val="24"/>
+        </w:rPr>
+      </w:pPr>
+      <w:r>
+        <w:rPr>
+          <w:rFonts w:cs="Times New Roman"/>
+          <w:szCs w:val="24"/>
         </w:rPr>
         <w:t>Gambar 6 Materi Dasar</w:t>
       </w:r>
@@ -20453,310 +20679,24 @@
         <w:rPr>
           <w:rFonts w:eastAsia="Times New Roman" w:cs="Times New Roman"/>
           <w:color w:val="000000"/>
-        </w:rPr>
-      </w:pPr>
-      <w:r>
-        <w:rPr>
-          <w:rFonts w:eastAsia="Times New Roman" w:cs="Times New Roman"/>
-          <w:color w:val="000000"/>
-          <w:sz w:val="22"/>
-        </w:rPr>
-        <w:t xml:space="preserve">25 </w:t>
-      </w:r>
+          <w:szCs w:val="24"/>
+        </w:rPr>
+      </w:pPr>
     </w:p>
     <w:p>
       <w:pPr>
         <w:pStyle w:val="GambarLampiran"/>
         <w:rPr>
           <w:rFonts w:cs="Times New Roman"/>
-        </w:rPr>
-      </w:pPr>
-      <w:r>
-        <w:rPr>
-          <w:rFonts w:cs="Times New Roman"/>
-          <w:noProof/>
-        </w:rPr>
-        <w:lastRenderedPageBreak/>
-        <w:drawing>
-          <wp:inline distT="19050" distB="19050" distL="19050" distR="19050" wp14:anchorId="613CE21E" wp14:editId="77BB86BE">
-            <wp:extent cx="3680460" cy="3978910"/>
-            <wp:effectExtent l="0" t="0" r="0" b="0"/>
-            <wp:docPr id="1" name="image1.png"/>
-            <wp:cNvGraphicFramePr/>
-            <a:graphic xmlns:a="http://schemas.openxmlformats.org/drawingml/2006/main">
-              <a:graphicData uri="http://schemas.openxmlformats.org/drawingml/2006/picture">
-                <pic:pic xmlns:pic="http://schemas.openxmlformats.org/drawingml/2006/picture">
-                  <pic:nvPicPr>
-                    <pic:cNvPr id="0" name="image1.png"/>
-                    <pic:cNvPicPr preferRelativeResize="0"/>
-                  </pic:nvPicPr>
-                  <pic:blipFill>
-                    <a:blip r:embed="rId24"/>
-                    <a:srcRect/>
-                    <a:stretch>
-                      <a:fillRect/>
-                    </a:stretch>
-                  </pic:blipFill>
-                  <pic:spPr>
-                    <a:xfrm>
-                      <a:off x="0" y="0"/>
-                      <a:ext cx="3680460" cy="3978910"/>
-                    </a:xfrm>
-                    <a:prstGeom prst="rect">
-                      <a:avLst/>
-                    </a:prstGeom>
-                    <a:ln/>
-                  </pic:spPr>
-                </pic:pic>
-              </a:graphicData>
-            </a:graphic>
-          </wp:inline>
-        </w:drawing>
-      </w:r>
-    </w:p>
-    <w:p>
-      <w:pPr>
-        <w:pStyle w:val="GambarLampiran"/>
-        <w:rPr>
-          <w:rFonts w:cs="Times New Roman"/>
-        </w:rPr>
-      </w:pPr>
-      <w:r>
-        <w:rPr>
-          <w:rFonts w:cs="Times New Roman"/>
-        </w:rPr>
-        <w:t>Gambar 7 Mode Latihan</w:t>
-      </w:r>
-    </w:p>
-    <w:p>
-      <w:pPr>
-        <w:widowControl w:val="0"/>
-        <w:pBdr>
-          <w:top w:val="nil"/>
-          <w:left w:val="nil"/>
-          <w:bottom w:val="nil"/>
-          <w:right w:val="nil"/>
-          <w:between w:val="nil"/>
-        </w:pBdr>
-        <w:spacing w:before="520" w:line="240" w:lineRule="auto"/>
-        <w:ind w:left="731"/>
-        <w:rPr>
-          <w:rFonts w:eastAsia="Times New Roman" w:cs="Times New Roman"/>
-          <w:b/>
-          <w:bCs/>
-          <w:color w:val="000000"/>
-          <w:szCs w:val="24"/>
-        </w:rPr>
-      </w:pPr>
-      <w:r>
-        <w:rPr>
-          <w:rFonts w:eastAsia="Times New Roman" w:cs="Times New Roman"/>
-          <w:b/>
-          <w:bCs/>
-          <w:noProof/>
-          <w:color w:val="000000"/>
-          <w:szCs w:val="24"/>
-        </w:rPr>
-        <w:drawing>
-          <wp:inline distT="19050" distB="19050" distL="19050" distR="19050" wp14:anchorId="702D0BCD" wp14:editId="0B2A9D27">
-            <wp:extent cx="4251960" cy="3939540"/>
-            <wp:effectExtent l="0" t="0" r="0" b="0"/>
-            <wp:docPr id="3" name="image3.png"/>
-            <wp:cNvGraphicFramePr/>
-            <a:graphic xmlns:a="http://schemas.openxmlformats.org/drawingml/2006/main">
-              <a:graphicData uri="http://schemas.openxmlformats.org/drawingml/2006/picture">
-                <pic:pic xmlns:pic="http://schemas.openxmlformats.org/drawingml/2006/picture">
-                  <pic:nvPicPr>
-                    <pic:cNvPr id="0" name="image3.png"/>
-                    <pic:cNvPicPr preferRelativeResize="0"/>
-                  </pic:nvPicPr>
-                  <pic:blipFill>
-                    <a:blip r:embed="rId24"/>
-                    <a:srcRect/>
-                    <a:stretch>
-                      <a:fillRect/>
-                    </a:stretch>
-                  </pic:blipFill>
-                  <pic:spPr>
-                    <a:xfrm>
-                      <a:off x="0" y="0"/>
-                      <a:ext cx="4251960" cy="3939540"/>
-                    </a:xfrm>
-                    <a:prstGeom prst="rect">
-                      <a:avLst/>
-                    </a:prstGeom>
-                    <a:ln/>
-                  </pic:spPr>
-                </pic:pic>
-              </a:graphicData>
-            </a:graphic>
-          </wp:inline>
-        </w:drawing>
-      </w:r>
-    </w:p>
-    <w:p>
-      <w:pPr>
-        <w:widowControl w:val="0"/>
-        <w:pBdr>
-          <w:top w:val="nil"/>
-          <w:left w:val="nil"/>
-          <w:bottom w:val="nil"/>
-          <w:right w:val="nil"/>
-          <w:between w:val="nil"/>
-        </w:pBdr>
-        <w:spacing w:line="240" w:lineRule="auto"/>
-        <w:ind w:right="620"/>
-        <w:jc w:val="right"/>
-        <w:rPr>
-          <w:rFonts w:eastAsia="Times New Roman" w:cs="Times New Roman"/>
-          <w:color w:val="000000"/>
-        </w:rPr>
-      </w:pPr>
-      <w:r>
-        <w:rPr>
-          <w:rFonts w:eastAsia="Times New Roman" w:cs="Times New Roman"/>
-          <w:color w:val="000000"/>
-          <w:sz w:val="22"/>
-        </w:rPr>
-        <w:lastRenderedPageBreak/>
-        <w:t xml:space="preserve">26 </w:t>
-      </w:r>
-    </w:p>
-    <w:p>
-      <w:pPr>
-        <w:pStyle w:val="GambarLampiran"/>
-        <w:rPr>
-          <w:rFonts w:cs="Times New Roman"/>
-        </w:rPr>
-      </w:pPr>
-      <w:r>
-        <w:rPr>
-          <w:rFonts w:cs="Times New Roman"/>
-        </w:rPr>
-        <w:t xml:space="preserve">Gambar 8 Latihan Lanjutan </w:t>
-      </w:r>
-    </w:p>
-    <w:p>
-      <w:pPr>
-        <w:pStyle w:val="GambarLampiran"/>
-        <w:rPr>
-          <w:rFonts w:cs="Times New Roman"/>
-        </w:rPr>
-      </w:pPr>
-      <w:r>
-        <w:rPr>
-          <w:rFonts w:cs="Times New Roman"/>
-          <w:noProof/>
-        </w:rPr>
-        <w:drawing>
-          <wp:inline distT="19050" distB="19050" distL="19050" distR="19050" wp14:anchorId="7CDBA75F" wp14:editId="11B0EF49">
-            <wp:extent cx="4076700" cy="3717290"/>
-            <wp:effectExtent l="0" t="0" r="0" b="0"/>
-            <wp:docPr id="4" name="image4.png"/>
-            <wp:cNvGraphicFramePr/>
-            <a:graphic xmlns:a="http://schemas.openxmlformats.org/drawingml/2006/main">
-              <a:graphicData uri="http://schemas.openxmlformats.org/drawingml/2006/picture">
-                <pic:pic xmlns:pic="http://schemas.openxmlformats.org/drawingml/2006/picture">
-                  <pic:nvPicPr>
-                    <pic:cNvPr id="0" name="image4.png"/>
-                    <pic:cNvPicPr preferRelativeResize="0"/>
-                  </pic:nvPicPr>
-                  <pic:blipFill>
-                    <a:blip r:embed="rId24"/>
-                    <a:srcRect/>
-                    <a:stretch>
-                      <a:fillRect/>
-                    </a:stretch>
-                  </pic:blipFill>
-                  <pic:spPr>
-                    <a:xfrm>
-                      <a:off x="0" y="0"/>
-                      <a:ext cx="4076700" cy="3717290"/>
-                    </a:xfrm>
-                    <a:prstGeom prst="rect">
-                      <a:avLst/>
-                    </a:prstGeom>
-                    <a:ln/>
-                  </pic:spPr>
-                </pic:pic>
-              </a:graphicData>
-            </a:graphic>
-          </wp:inline>
-        </w:drawing>
-      </w:r>
-    </w:p>
-    <w:p>
-      <w:pPr>
-        <w:pStyle w:val="GambarLampiran"/>
-        <w:rPr>
-          <w:rFonts w:cs="Times New Roman"/>
-        </w:rPr>
-      </w:pPr>
-      <w:r>
-        <w:rPr>
-          <w:rFonts w:cs="Times New Roman"/>
-        </w:rPr>
-        <w:t xml:space="preserve">Gambar 9 Fitur Pendampingan </w:t>
-      </w:r>
-    </w:p>
-    <w:p>
-      <w:pPr>
-        <w:pStyle w:val="GambarLampiran"/>
-        <w:rPr>
-          <w:rFonts w:cs="Times New Roman"/>
-        </w:rPr>
-      </w:pPr>
-      <w:r>
-        <w:rPr>
-          <w:rFonts w:cs="Times New Roman"/>
-          <w:noProof/>
-        </w:rPr>
-        <w:drawing>
-          <wp:inline distT="19050" distB="19050" distL="19050" distR="19050" wp14:anchorId="4BD87C17" wp14:editId="4B1D5D84">
-            <wp:extent cx="4544695" cy="2600960"/>
-            <wp:effectExtent l="0" t="0" r="0" b="0"/>
-            <wp:docPr id="2" name="image2.png"/>
-            <wp:cNvGraphicFramePr/>
-            <a:graphic xmlns:a="http://schemas.openxmlformats.org/drawingml/2006/main">
-              <a:graphicData uri="http://schemas.openxmlformats.org/drawingml/2006/picture">
-                <pic:pic xmlns:pic="http://schemas.openxmlformats.org/drawingml/2006/picture">
-                  <pic:nvPicPr>
-                    <pic:cNvPr id="0" name="image2.png"/>
-                    <pic:cNvPicPr preferRelativeResize="0"/>
-                  </pic:nvPicPr>
-                  <pic:blipFill>
-                    <a:blip r:embed="rId24"/>
-                    <a:srcRect/>
-                    <a:stretch>
-                      <a:fillRect/>
-                    </a:stretch>
-                  </pic:blipFill>
-                  <pic:spPr>
-                    <a:xfrm>
-                      <a:off x="0" y="0"/>
-                      <a:ext cx="4544695" cy="2600960"/>
-                    </a:xfrm>
-                    <a:prstGeom prst="rect">
-                      <a:avLst/>
-                    </a:prstGeom>
-                    <a:ln/>
-                  </pic:spPr>
-                </pic:pic>
-              </a:graphicData>
-            </a:graphic>
-          </wp:inline>
-        </w:drawing>
-      </w:r>
-      <w:r>
-        <w:rPr>
-          <w:rFonts w:cs="Times New Roman"/>
-        </w:rPr>
-        <w:t>Gambar 10 Fitur Blokir Notifikasi Aplikasi, Menu Progres, Menu Profil</w:t>
-      </w:r>
+          <w:szCs w:val="24"/>
+        </w:rPr>
+      </w:pPr>
     </w:p>
     <w:sectPr>
-      <w:footerReference w:type="default" r:id="rId25"/>
-      <w:headerReference w:type="first" r:id="rId26"/>
+      <w:headerReference w:type="default" r:id="rId26"/>
+      <w:footerReference w:type="default" r:id="rId27"/>
+      <w:headerReference w:type="first" r:id="rId28"/>
+      <w:footerReference w:type="first" r:id="rId29"/>
       <w:pgSz w:w="11906" w:h="16838" w:code="9"/>
       <w:pgMar w:top="1701" w:right="1701" w:bottom="1701" w:left="2268" w:header="720" w:footer="720" w:gutter="0"/>
       <w:pgNumType w:start="1"/>
@@ -20839,7 +20779,7 @@
 <w:ftr xmlns:wpc="http://schemas.microsoft.com/office/word/2010/wordprocessingCanvas" xmlns:cx="http://schemas.microsoft.com/office/drawing/2014/chartex" xmlns:cx1="http://schemas.microsoft.com/office/drawing/2015/9/8/chartex" xmlns:cx2="http://schemas.microsoft.com/office/drawing/2015/10/21/chartex" xmlns:cx3="http://schemas.microsoft.com/office/drawing/2016/5/9/chartex" xmlns:cx4="http://schemas.microsoft.com/office/drawing/2016/5/10/chartex" xmlns:cx5="http://schemas.microsoft.com/office/drawing/2016/5/11/chartex" xmlns:cx6="http://schemas.microsoft.com/office/drawing/2016/5/12/chartex" xmlns:cx7="http://schemas.microsoft.com/office/drawing/2016/5/13/chartex" xmlns:cx8="http://schemas.microsoft.com/office/drawing/2016/5/14/chartex" xmlns:mc="http://schemas.openxmlformats.org/markup-compatibility/2006" xmlns:aink="http://schemas.microsoft.com/office/drawing/2016/ink" xmlns:am3d="http://schemas.microsoft.com/office/drawing/2017/model3d" xmlns:o="urn:schemas-microsoft-com:office:office" xmlns:oel="http://schemas.microsoft.com/office/2019/extlst" xmlns:r="http://schemas.openxmlformats.org/officeDocument/2006/relationships" xmlns:m="http://schemas.openxmlformats.org/officeDocument/2006/math" xmlns:v="urn:schemas-microsoft-com:vml" xmlns:wp14="http://schemas.microsoft.com/office/word/2010/wordprocessingDrawing" xmlns:wp="http://schemas.openxmlformats.org/drawingml/2006/wordprocessingDrawing" xmlns:w10="urn:schemas-microsoft-com:office:word" xmlns:w="http://schemas.openxmlformats.org/wordprocessingml/2006/main" xmlns:w14="http://schemas.microsoft.com/office/word/2010/wordml" xmlns:w15="http://schemas.microsoft.com/office/word/2012/wordml" xmlns:w16cex="http://schemas.microsoft.com/office/word/2018/wordml/cex" xmlns:w16cid="http://schemas.microsoft.com/office/word/2016/wordml/cid" xmlns:w16="http://schemas.microsoft.com/office/word/2018/wordml" xmlns:w16du="http://schemas.microsoft.com/office/word/2023/wordml/word16du" xmlns:w16sdtdh="http://schemas.microsoft.com/office/word/2020/wordml/sdtdatahash" xmlns:w16se="http://schemas.microsoft.com/office/word/2015/wordml/symex" xmlns:wpg="http://schemas.microsoft.com/office/word/2010/wordprocessingGroup" xmlns:wpi="http://schemas.microsoft.com/office/word/2010/wordprocessingInk" xmlns:wne="http://schemas.microsoft.com/office/word/2006/wordml" xmlns:wps="http://schemas.microsoft.com/office/word/2010/wordprocessingShape" mc:Ignorable="w14 w15 w16se w16cid w16 w16cex w16sdtdh w16du wp14">
   <w:sdt>
     <w:sdtPr>
-      <w:id w:val="1338731952"/>
+      <w:id w:val="1304424944"/>
       <w:docPartObj>
         <w:docPartGallery w:val="Page Numbers (Bottom of Page)"/>
         <w:docPartUnique/>
@@ -20877,6 +20817,38 @@
 </w:ftr>
 </file>
 
+<file path=word/footer3.xml><?xml version="1.0" encoding="utf-8"?>
+<w:ftr xmlns:wpc="http://schemas.microsoft.com/office/word/2010/wordprocessingCanvas" xmlns:cx="http://schemas.microsoft.com/office/drawing/2014/chartex" xmlns:cx1="http://schemas.microsoft.com/office/drawing/2015/9/8/chartex" xmlns:cx2="http://schemas.microsoft.com/office/drawing/2015/10/21/chartex" xmlns:cx3="http://schemas.microsoft.com/office/drawing/2016/5/9/chartex" xmlns:cx4="http://schemas.microsoft.com/office/drawing/2016/5/10/chartex" xmlns:cx5="http://schemas.microsoft.com/office/drawing/2016/5/11/chartex" xmlns:cx6="http://schemas.microsoft.com/office/drawing/2016/5/12/chartex" xmlns:cx7="http://schemas.microsoft.com/office/drawing/2016/5/13/chartex" xmlns:cx8="http://schemas.microsoft.com/office/drawing/2016/5/14/chartex" xmlns:mc="http://schemas.openxmlformats.org/markup-compatibility/2006" xmlns:aink="http://schemas.microsoft.com/office/drawing/2016/ink" xmlns:am3d="http://schemas.microsoft.com/office/drawing/2017/model3d" xmlns:o="urn:schemas-microsoft-com:office:office" xmlns:oel="http://schemas.microsoft.com/office/2019/extlst" xmlns:r="http://schemas.openxmlformats.org/officeDocument/2006/relationships" xmlns:m="http://schemas.openxmlformats.org/officeDocument/2006/math" xmlns:v="urn:schemas-microsoft-com:vml" xmlns:wp14="http://schemas.microsoft.com/office/word/2010/wordprocessingDrawing" xmlns:wp="http://schemas.openxmlformats.org/drawingml/2006/wordprocessingDrawing" xmlns:w10="urn:schemas-microsoft-com:office:word" xmlns:w="http://schemas.openxmlformats.org/wordprocessingml/2006/main" xmlns:w14="http://schemas.microsoft.com/office/word/2010/wordml" xmlns:w15="http://schemas.microsoft.com/office/word/2012/wordml" xmlns:w16cex="http://schemas.microsoft.com/office/word/2018/wordml/cex" xmlns:w16cid="http://schemas.microsoft.com/office/word/2016/wordml/cid" xmlns:w16="http://schemas.microsoft.com/office/word/2018/wordml" xmlns:w16du="http://schemas.microsoft.com/office/word/2023/wordml/word16du" xmlns:w16sdtdh="http://schemas.microsoft.com/office/word/2020/wordml/sdtdatahash" xmlns:w16se="http://schemas.microsoft.com/office/word/2015/wordml/symex" xmlns:wpg="http://schemas.microsoft.com/office/word/2010/wordprocessingGroup" xmlns:wpi="http://schemas.microsoft.com/office/word/2010/wordprocessingInk" xmlns:wne="http://schemas.microsoft.com/office/word/2006/wordml" xmlns:wps="http://schemas.microsoft.com/office/word/2010/wordprocessingShape" mc:Ignorable="w14 w15 w16se w16cid w16 w16cex w16sdtdh w16du wp14">
+  <w:p>
+    <w:pPr>
+      <w:pStyle w:val="Footer"/>
+      <w:jc w:val="right"/>
+    </w:pPr>
+  </w:p>
+  <w:p>
+    <w:pPr>
+      <w:pStyle w:val="Footer"/>
+    </w:pPr>
+  </w:p>
+</w:ftr>
+</file>
+
+<file path=word/footer4.xml><?xml version="1.0" encoding="utf-8"?>
+<w:ftr xmlns:wpc="http://schemas.microsoft.com/office/word/2010/wordprocessingCanvas" xmlns:cx="http://schemas.microsoft.com/office/drawing/2014/chartex" xmlns:cx1="http://schemas.microsoft.com/office/drawing/2015/9/8/chartex" xmlns:cx2="http://schemas.microsoft.com/office/drawing/2015/10/21/chartex" xmlns:cx3="http://schemas.microsoft.com/office/drawing/2016/5/9/chartex" xmlns:cx4="http://schemas.microsoft.com/office/drawing/2016/5/10/chartex" xmlns:cx5="http://schemas.microsoft.com/office/drawing/2016/5/11/chartex" xmlns:cx6="http://schemas.microsoft.com/office/drawing/2016/5/12/chartex" xmlns:cx7="http://schemas.microsoft.com/office/drawing/2016/5/13/chartex" xmlns:cx8="http://schemas.microsoft.com/office/drawing/2016/5/14/chartex" xmlns:mc="http://schemas.openxmlformats.org/markup-compatibility/2006" xmlns:aink="http://schemas.microsoft.com/office/drawing/2016/ink" xmlns:am3d="http://schemas.microsoft.com/office/drawing/2017/model3d" xmlns:o="urn:schemas-microsoft-com:office:office" xmlns:oel="http://schemas.microsoft.com/office/2019/extlst" xmlns:r="http://schemas.openxmlformats.org/officeDocument/2006/relationships" xmlns:m="http://schemas.openxmlformats.org/officeDocument/2006/math" xmlns:v="urn:schemas-microsoft-com:vml" xmlns:wp14="http://schemas.microsoft.com/office/word/2010/wordprocessingDrawing" xmlns:wp="http://schemas.openxmlformats.org/drawingml/2006/wordprocessingDrawing" xmlns:w10="urn:schemas-microsoft-com:office:word" xmlns:w="http://schemas.openxmlformats.org/wordprocessingml/2006/main" xmlns:w14="http://schemas.microsoft.com/office/word/2010/wordml" xmlns:w15="http://schemas.microsoft.com/office/word/2012/wordml" xmlns:w16cex="http://schemas.microsoft.com/office/word/2018/wordml/cex" xmlns:w16cid="http://schemas.microsoft.com/office/word/2016/wordml/cid" xmlns:w16="http://schemas.microsoft.com/office/word/2018/wordml" xmlns:w16du="http://schemas.microsoft.com/office/word/2023/wordml/word16du" xmlns:w16sdtdh="http://schemas.microsoft.com/office/word/2020/wordml/sdtdatahash" xmlns:w16se="http://schemas.microsoft.com/office/word/2015/wordml/symex" xmlns:wpg="http://schemas.microsoft.com/office/word/2010/wordprocessingGroup" xmlns:wpi="http://schemas.microsoft.com/office/word/2010/wordprocessingInk" xmlns:wne="http://schemas.microsoft.com/office/word/2006/wordml" xmlns:wps="http://schemas.microsoft.com/office/word/2010/wordprocessingShape" mc:Ignorable="w14 w15 w16se w16cid w16 w16cex w16sdtdh w16du wp14">
+  <w:p>
+    <w:pPr>
+      <w:pStyle w:val="Footer"/>
+      <w:jc w:val="right"/>
+    </w:pPr>
+  </w:p>
+  <w:p>
+    <w:pPr>
+      <w:pStyle w:val="Footer"/>
+    </w:pPr>
+  </w:p>
+</w:ftr>
+</file>
+
 <file path=word/footnotes.xml><?xml version="1.0" encoding="utf-8"?>
 <w:footnotes xmlns:wpc="http://schemas.microsoft.com/office/word/2010/wordprocessingCanvas" xmlns:cx="http://schemas.microsoft.com/office/drawing/2014/chartex" xmlns:cx1="http://schemas.microsoft.com/office/drawing/2015/9/8/chartex" xmlns:cx2="http://schemas.microsoft.com/office/drawing/2015/10/21/chartex" xmlns:cx3="http://schemas.microsoft.com/office/drawing/2016/5/9/chartex" xmlns:cx4="http://schemas.microsoft.com/office/drawing/2016/5/10/chartex" xmlns:cx5="http://schemas.microsoft.com/office/drawing/2016/5/11/chartex" xmlns:cx6="http://schemas.microsoft.com/office/drawing/2016/5/12/chartex" xmlns:cx7="http://schemas.microsoft.com/office/drawing/2016/5/13/chartex" xmlns:cx8="http://schemas.microsoft.com/office/drawing/2016/5/14/chartex" xmlns:mc="http://schemas.openxmlformats.org/markup-compatibility/2006" xmlns:aink="http://schemas.microsoft.com/office/drawing/2016/ink" xmlns:am3d="http://schemas.microsoft.com/office/drawing/2017/model3d" xmlns:o="urn:schemas-microsoft-com:office:office" xmlns:oel="http://schemas.microsoft.com/office/2019/extlst" xmlns:r="http://schemas.openxmlformats.org/officeDocument/2006/relationships" xmlns:m="http://schemas.openxmlformats.org/officeDocument/2006/math" xmlns:v="urn:schemas-microsoft-com:vml" xmlns:wp14="http://schemas.microsoft.com/office/word/2010/wordprocessingDrawing" xmlns:wp="http://schemas.openxmlformats.org/drawingml/2006/wordprocessingDrawing" xmlns:w10="urn:schemas-microsoft-com:office:word" xmlns:w="http://schemas.openxmlformats.org/wordprocessingml/2006/main" xmlns:w14="http://schemas.microsoft.com/office/word/2010/wordml" xmlns:w15="http://schemas.microsoft.com/office/word/2012/wordml" xmlns:w16cex="http://schemas.microsoft.com/office/word/2018/wordml/cex" xmlns:w16cid="http://schemas.microsoft.com/office/word/2016/wordml/cid" xmlns:w16="http://schemas.microsoft.com/office/word/2018/wordml" xmlns:w16du="http://schemas.microsoft.com/office/word/2023/wordml/word16du" xmlns:w16sdtdh="http://schemas.microsoft.com/office/word/2020/wordml/sdtdatahash" xmlns:w16se="http://schemas.microsoft.com/office/word/2015/wordml/symex" xmlns:wpg="http://schemas.microsoft.com/office/word/2010/wordprocessingGroup" xmlns:wpi="http://schemas.microsoft.com/office/word/2010/wordprocessingInk" xmlns:wne="http://schemas.microsoft.com/office/word/2006/wordml" xmlns:wps="http://schemas.microsoft.com/office/word/2010/wordprocessingShape" mc:Ignorable="w14 w15 w16se w16cid w16 w16cex w16sdtdh w16du wp14">
   <w:footnote w:type="separator" w:id="-1">
@@ -20904,9 +20876,67 @@
 
 <file path=word/header1.xml><?xml version="1.0" encoding="utf-8"?>
 <w:hdr xmlns:wpc="http://schemas.microsoft.com/office/word/2010/wordprocessingCanvas" xmlns:cx="http://schemas.microsoft.com/office/drawing/2014/chartex" xmlns:cx1="http://schemas.microsoft.com/office/drawing/2015/9/8/chartex" xmlns:cx2="http://schemas.microsoft.com/office/drawing/2015/10/21/chartex" xmlns:cx3="http://schemas.microsoft.com/office/drawing/2016/5/9/chartex" xmlns:cx4="http://schemas.microsoft.com/office/drawing/2016/5/10/chartex" xmlns:cx5="http://schemas.microsoft.com/office/drawing/2016/5/11/chartex" xmlns:cx6="http://schemas.microsoft.com/office/drawing/2016/5/12/chartex" xmlns:cx7="http://schemas.microsoft.com/office/drawing/2016/5/13/chartex" xmlns:cx8="http://schemas.microsoft.com/office/drawing/2016/5/14/chartex" xmlns:mc="http://schemas.openxmlformats.org/markup-compatibility/2006" xmlns:aink="http://schemas.microsoft.com/office/drawing/2016/ink" xmlns:am3d="http://schemas.microsoft.com/office/drawing/2017/model3d" xmlns:o="urn:schemas-microsoft-com:office:office" xmlns:oel="http://schemas.microsoft.com/office/2019/extlst" xmlns:r="http://schemas.openxmlformats.org/officeDocument/2006/relationships" xmlns:m="http://schemas.openxmlformats.org/officeDocument/2006/math" xmlns:v="urn:schemas-microsoft-com:vml" xmlns:wp14="http://schemas.microsoft.com/office/word/2010/wordprocessingDrawing" xmlns:wp="http://schemas.openxmlformats.org/drawingml/2006/wordprocessingDrawing" xmlns:w10="urn:schemas-microsoft-com:office:word" xmlns:w="http://schemas.openxmlformats.org/wordprocessingml/2006/main" xmlns:w14="http://schemas.microsoft.com/office/word/2010/wordml" xmlns:w15="http://schemas.microsoft.com/office/word/2012/wordml" xmlns:w16cex="http://schemas.microsoft.com/office/word/2018/wordml/cex" xmlns:w16cid="http://schemas.microsoft.com/office/word/2016/wordml/cid" xmlns:w16="http://schemas.microsoft.com/office/word/2018/wordml" xmlns:w16du="http://schemas.microsoft.com/office/word/2023/wordml/word16du" xmlns:w16sdtdh="http://schemas.microsoft.com/office/word/2020/wordml/sdtdatahash" xmlns:w16se="http://schemas.microsoft.com/office/word/2015/wordml/symex" xmlns:wpg="http://schemas.microsoft.com/office/word/2010/wordprocessingGroup" xmlns:wpi="http://schemas.microsoft.com/office/word/2010/wordprocessingInk" xmlns:wne="http://schemas.microsoft.com/office/word/2006/wordml" xmlns:wps="http://schemas.microsoft.com/office/word/2010/wordprocessingShape" mc:Ignorable="w14 w15 w16se w16cid w16 w16cex w16sdtdh w16du wp14">
+  <w:p>
+    <w:pPr>
+      <w:pStyle w:val="Header"/>
+      <w:jc w:val="right"/>
+    </w:pPr>
+  </w:p>
+  <w:p>
+    <w:pPr>
+      <w:pStyle w:val="Header"/>
+    </w:pPr>
+  </w:p>
+</w:hdr>
+</file>
+
+<file path=word/header2.xml><?xml version="1.0" encoding="utf-8"?>
+<w:hdr xmlns:wpc="http://schemas.microsoft.com/office/word/2010/wordprocessingCanvas" xmlns:cx="http://schemas.microsoft.com/office/drawing/2014/chartex" xmlns:cx1="http://schemas.microsoft.com/office/drawing/2015/9/8/chartex" xmlns:cx2="http://schemas.microsoft.com/office/drawing/2015/10/21/chartex" xmlns:cx3="http://schemas.microsoft.com/office/drawing/2016/5/9/chartex" xmlns:cx4="http://schemas.microsoft.com/office/drawing/2016/5/10/chartex" xmlns:cx5="http://schemas.microsoft.com/office/drawing/2016/5/11/chartex" xmlns:cx6="http://schemas.microsoft.com/office/drawing/2016/5/12/chartex" xmlns:cx7="http://schemas.microsoft.com/office/drawing/2016/5/13/chartex" xmlns:cx8="http://schemas.microsoft.com/office/drawing/2016/5/14/chartex" xmlns:mc="http://schemas.openxmlformats.org/markup-compatibility/2006" xmlns:aink="http://schemas.microsoft.com/office/drawing/2016/ink" xmlns:am3d="http://schemas.microsoft.com/office/drawing/2017/model3d" xmlns:o="urn:schemas-microsoft-com:office:office" xmlns:oel="http://schemas.microsoft.com/office/2019/extlst" xmlns:r="http://schemas.openxmlformats.org/officeDocument/2006/relationships" xmlns:m="http://schemas.openxmlformats.org/officeDocument/2006/math" xmlns:v="urn:schemas-microsoft-com:vml" xmlns:wp14="http://schemas.microsoft.com/office/word/2010/wordprocessingDrawing" xmlns:wp="http://schemas.openxmlformats.org/drawingml/2006/wordprocessingDrawing" xmlns:w10="urn:schemas-microsoft-com:office:word" xmlns:w="http://schemas.openxmlformats.org/wordprocessingml/2006/main" xmlns:w14="http://schemas.microsoft.com/office/word/2010/wordml" xmlns:w15="http://schemas.microsoft.com/office/word/2012/wordml" xmlns:w16cex="http://schemas.microsoft.com/office/word/2018/wordml/cex" xmlns:w16cid="http://schemas.microsoft.com/office/word/2016/wordml/cid" xmlns:w16="http://schemas.microsoft.com/office/word/2018/wordml" xmlns:w16du="http://schemas.microsoft.com/office/word/2023/wordml/word16du" xmlns:w16sdtdh="http://schemas.microsoft.com/office/word/2020/wordml/sdtdatahash" xmlns:w16se="http://schemas.microsoft.com/office/word/2015/wordml/symex" xmlns:wpg="http://schemas.microsoft.com/office/word/2010/wordprocessingGroup" xmlns:wpi="http://schemas.microsoft.com/office/word/2010/wordprocessingInk" xmlns:wne="http://schemas.microsoft.com/office/word/2006/wordml" xmlns:wps="http://schemas.microsoft.com/office/word/2010/wordprocessingShape" mc:Ignorable="w14 w15 w16se w16cid w16 w16cex w16sdtdh w16du wp14">
   <w:sdt>
     <w:sdtPr>
-      <w:id w:val="-1970726870"/>
+      <w:id w:val="-1657140075"/>
+      <w:docPartObj>
+        <w:docPartGallery w:val="Page Numbers (Top of Page)"/>
+        <w:docPartUnique/>
+      </w:docPartObj>
+    </w:sdtPr>
+    <w:sdtContent>
+      <w:p>
+        <w:pPr>
+          <w:pStyle w:val="Header"/>
+          <w:jc w:val="right"/>
+        </w:pPr>
+        <w:r>
+          <w:fldChar w:fldCharType="begin"/>
+        </w:r>
+        <w:r>
+          <w:instrText>PAGE   \* MERGEFORMAT</w:instrText>
+        </w:r>
+        <w:r>
+          <w:fldChar w:fldCharType="separate"/>
+        </w:r>
+        <w:r>
+          <w:t>2</w:t>
+        </w:r>
+        <w:r>
+          <w:fldChar w:fldCharType="end"/>
+        </w:r>
+      </w:p>
+    </w:sdtContent>
+  </w:sdt>
+  <w:p>
+    <w:pPr>
+      <w:pStyle w:val="Header"/>
+    </w:pPr>
+  </w:p>
+</w:hdr>
+</file>
+
+<file path=word/header3.xml><?xml version="1.0" encoding="utf-8"?>
+<w:hdr xmlns:wpc="http://schemas.microsoft.com/office/word/2010/wordprocessingCanvas" xmlns:cx="http://schemas.microsoft.com/office/drawing/2014/chartex" xmlns:cx1="http://schemas.microsoft.com/office/drawing/2015/9/8/chartex" xmlns:cx2="http://schemas.microsoft.com/office/drawing/2015/10/21/chartex" xmlns:cx3="http://schemas.microsoft.com/office/drawing/2016/5/9/chartex" xmlns:cx4="http://schemas.microsoft.com/office/drawing/2016/5/10/chartex" xmlns:cx5="http://schemas.microsoft.com/office/drawing/2016/5/11/chartex" xmlns:cx6="http://schemas.microsoft.com/office/drawing/2016/5/12/chartex" xmlns:cx7="http://schemas.microsoft.com/office/drawing/2016/5/13/chartex" xmlns:cx8="http://schemas.microsoft.com/office/drawing/2016/5/14/chartex" xmlns:mc="http://schemas.openxmlformats.org/markup-compatibility/2006" xmlns:aink="http://schemas.microsoft.com/office/drawing/2016/ink" xmlns:am3d="http://schemas.microsoft.com/office/drawing/2017/model3d" xmlns:o="urn:schemas-microsoft-com:office:office" xmlns:oel="http://schemas.microsoft.com/office/2019/extlst" xmlns:r="http://schemas.openxmlformats.org/officeDocument/2006/relationships" xmlns:m="http://schemas.openxmlformats.org/officeDocument/2006/math" xmlns:v="urn:schemas-microsoft-com:vml" xmlns:wp14="http://schemas.microsoft.com/office/word/2010/wordprocessingDrawing" xmlns:wp="http://schemas.openxmlformats.org/drawingml/2006/wordprocessingDrawing" xmlns:w10="urn:schemas-microsoft-com:office:word" xmlns:w="http://schemas.openxmlformats.org/wordprocessingml/2006/main" xmlns:w14="http://schemas.microsoft.com/office/word/2010/wordml" xmlns:w15="http://schemas.microsoft.com/office/word/2012/wordml" xmlns:w16cex="http://schemas.microsoft.com/office/word/2018/wordml/cex" xmlns:w16cid="http://schemas.microsoft.com/office/word/2016/wordml/cid" xmlns:w16="http://schemas.microsoft.com/office/word/2018/wordml" xmlns:w16du="http://schemas.microsoft.com/office/word/2023/wordml/word16du" xmlns:w16sdtdh="http://schemas.microsoft.com/office/word/2020/wordml/sdtdatahash" xmlns:w16se="http://schemas.microsoft.com/office/word/2015/wordml/symex" xmlns:wpg="http://schemas.microsoft.com/office/word/2010/wordprocessingGroup" xmlns:wpi="http://schemas.microsoft.com/office/word/2010/wordprocessingInk" xmlns:wne="http://schemas.microsoft.com/office/word/2006/wordml" xmlns:wps="http://schemas.microsoft.com/office/word/2010/wordprocessingShape" mc:Ignorable="w14 w15 w16se w16cid w16 w16cex w16sdtdh w16du wp14">
+  <w:sdt>
+    <w:sdtPr>
+      <w:id w:val="-1895505895"/>
       <w:docPartObj>
         <w:docPartGallery w:val="Page Numbers (Top of Page)"/>
         <w:docPartUnique/>
@@ -21994,7 +22024,7 @@
   <w:style w:type="paragraph" w:default="1" w:styleId="Normal">
     <w:name w:val="Normal"/>
     <w:qFormat/>
-    <w:rsid w:val="00CF5755"/>
+    <w:rsid w:val="009D5FA9"/>
     <w:pPr>
       <w:jc w:val="both"/>
     </w:pPr>

--- a/ai/model/tests/file_target.docx
+++ b/ai/model/tests/file_target.docx
@@ -35,6 +35,7 @@
           <w:bCs w:val="0"/>
           <w:iCs w:val="0"/>
           <w:color w:val="000000" w:themeColor="text1"/>
+          <w:szCs w:val="22"/>
         </w:rPr>
         <w:id w:val="-293144366"/>
         <w:docPartObj>
@@ -4156,25 +4157,16 @@
     <w:p>
       <w:pPr>
         <w:pStyle w:val="Judul2"/>
-        <w:rPr>
-          <w:rFonts w:cs="Times New Roman"/>
-          <w:szCs w:val="24"/>
-        </w:rPr>
       </w:pPr>
       <w:bookmarkStart w:id="5" w:name="_Toc229820715"/>
       <w:r>
-        <w:rPr>
-          <w:rFonts w:cs="Times New Roman"/>
-          <w:szCs w:val="24"/>
-        </w:rPr>
-        <w:t>1.1 Latar Belakang</w:t>
+        <w:t xml:space="preserve">1.1 Latar </w:t>
+      </w:r>
+      <w:r>
+        <w:t>Belakang</w:t>
       </w:r>
       <w:bookmarkEnd w:id="5"/>
       <w:r>
-        <w:rPr>
-          <w:rFonts w:cs="Times New Roman"/>
-          <w:szCs w:val="24"/>
-        </w:rPr>
         <w:t xml:space="preserve"> </w:t>
       </w:r>
     </w:p>
@@ -4493,25 +4485,13 @@
     <w:p>
       <w:pPr>
         <w:pStyle w:val="Judul2"/>
-        <w:rPr>
-          <w:rFonts w:cs="Times New Roman"/>
-          <w:szCs w:val="24"/>
-        </w:rPr>
       </w:pPr>
       <w:bookmarkStart w:id="6" w:name="_Toc229820716"/>
       <w:r>
-        <w:rPr>
-          <w:rFonts w:cs="Times New Roman"/>
-          <w:szCs w:val="24"/>
-        </w:rPr>
         <w:t>1.2 Rumusan Masalah</w:t>
       </w:r>
       <w:bookmarkEnd w:id="6"/>
       <w:r>
-        <w:rPr>
-          <w:rFonts w:cs="Times New Roman"/>
-          <w:szCs w:val="24"/>
-        </w:rPr>
         <w:t xml:space="preserve"> </w:t>
       </w:r>
     </w:p>
@@ -4581,25 +4561,13 @@
     <w:p>
       <w:pPr>
         <w:pStyle w:val="Judul2"/>
-        <w:rPr>
-          <w:rFonts w:cs="Times New Roman"/>
-          <w:szCs w:val="24"/>
-        </w:rPr>
       </w:pPr>
       <w:bookmarkStart w:id="7" w:name="_Toc229820717"/>
       <w:r>
-        <w:rPr>
-          <w:rFonts w:cs="Times New Roman"/>
-          <w:szCs w:val="24"/>
-        </w:rPr>
         <w:t>1.3 Tujuan Program</w:t>
       </w:r>
       <w:bookmarkEnd w:id="7"/>
       <w:r>
-        <w:rPr>
-          <w:rFonts w:cs="Times New Roman"/>
-          <w:szCs w:val="24"/>
-        </w:rPr>
         <w:t xml:space="preserve">  </w:t>
       </w:r>
     </w:p>
@@ -4671,25 +4639,13 @@
     <w:p>
       <w:pPr>
         <w:pStyle w:val="Judul2"/>
-        <w:rPr>
-          <w:rFonts w:cs="Times New Roman"/>
-          <w:szCs w:val="24"/>
-        </w:rPr>
       </w:pPr>
       <w:bookmarkStart w:id="8" w:name="_Toc229820718"/>
       <w:r>
-        <w:rPr>
-          <w:rFonts w:cs="Times New Roman"/>
-          <w:szCs w:val="24"/>
-        </w:rPr>
         <w:t>1.4 Manfaat Kegiatan</w:t>
       </w:r>
       <w:bookmarkEnd w:id="8"/>
       <w:r>
-        <w:rPr>
-          <w:rFonts w:cs="Times New Roman"/>
-          <w:szCs w:val="24"/>
-        </w:rPr>
         <w:t xml:space="preserve"> </w:t>
       </w:r>
     </w:p>
@@ -4937,25 +4893,13 @@
     <w:p>
       <w:pPr>
         <w:pStyle w:val="Judul2"/>
-        <w:rPr>
-          <w:rFonts w:cs="Times New Roman"/>
-          <w:szCs w:val="24"/>
-        </w:rPr>
       </w:pPr>
       <w:bookmarkStart w:id="9" w:name="_Toc229820719"/>
       <w:r>
-        <w:rPr>
-          <w:rFonts w:cs="Times New Roman"/>
-          <w:szCs w:val="24"/>
-        </w:rPr>
         <w:t>1.5 Luaran yang Diharapkan</w:t>
       </w:r>
       <w:bookmarkEnd w:id="9"/>
       <w:r>
-        <w:rPr>
-          <w:rFonts w:cs="Times New Roman"/>
-          <w:szCs w:val="24"/>
-        </w:rPr>
         <w:t xml:space="preserve"> </w:t>
       </w:r>
     </w:p>
@@ -5104,25 +5048,13 @@
     <w:p>
       <w:pPr>
         <w:pStyle w:val="Judul2"/>
-        <w:rPr>
-          <w:rFonts w:cs="Times New Roman"/>
-          <w:szCs w:val="24"/>
-        </w:rPr>
       </w:pPr>
       <w:bookmarkStart w:id="11" w:name="_Toc229820721"/>
       <w:r>
-        <w:rPr>
-          <w:rFonts w:cs="Times New Roman"/>
-          <w:szCs w:val="24"/>
-        </w:rPr>
         <w:t>2.1 Berbicara di Depan Umum</w:t>
       </w:r>
       <w:bookmarkEnd w:id="11"/>
       <w:r>
-        <w:rPr>
-          <w:rFonts w:cs="Times New Roman"/>
-          <w:szCs w:val="24"/>
-        </w:rPr>
         <w:t xml:space="preserve"> </w:t>
       </w:r>
     </w:p>
@@ -5160,25 +5092,13 @@
     <w:p>
       <w:pPr>
         <w:pStyle w:val="Judul2"/>
-        <w:rPr>
-          <w:rFonts w:cs="Times New Roman"/>
-          <w:szCs w:val="24"/>
-        </w:rPr>
       </w:pPr>
       <w:bookmarkStart w:id="12" w:name="_Toc229820722"/>
       <w:r>
-        <w:rPr>
-          <w:rFonts w:cs="Times New Roman"/>
-          <w:szCs w:val="24"/>
-        </w:rPr>
         <w:t>2.2 Glossophobia</w:t>
       </w:r>
       <w:bookmarkEnd w:id="12"/>
       <w:r>
-        <w:rPr>
-          <w:rFonts w:cs="Times New Roman"/>
-          <w:szCs w:val="24"/>
-        </w:rPr>
         <w:t xml:space="preserve"> </w:t>
       </w:r>
     </w:p>
@@ -5302,49 +5222,29 @@
       <w:pPr>
         <w:pStyle w:val="Judul2"/>
         <w:rPr>
-          <w:rFonts w:eastAsia="Times New Roman" w:cs="Times New Roman"/>
-          <w:b w:val="0"/>
-          <w:bCs w:val="0"/>
           <w:i/>
           <w:iCs/>
-          <w:color w:val="000000"/>
-          <w:szCs w:val="24"/>
         </w:rPr>
       </w:pPr>
       <w:bookmarkStart w:id="13" w:name="_Toc229820723"/>
       <w:r>
-        <w:rPr>
-          <w:rFonts w:eastAsia="Times New Roman" w:cs="Times New Roman"/>
-          <w:color w:val="000000"/>
-          <w:szCs w:val="24"/>
-        </w:rPr>
         <w:t xml:space="preserve">2.3 </w:t>
       </w:r>
       <w:r>
         <w:rPr>
-          <w:rFonts w:eastAsia="Times New Roman" w:cs="Times New Roman"/>
           <w:i/>
           <w:iCs/>
-          <w:color w:val="000000"/>
-          <w:szCs w:val="24"/>
         </w:rPr>
         <w:t xml:space="preserve">Role </w:t>
       </w:r>
       <w:r>
-        <w:rPr>
-          <w:rFonts w:cs="Times New Roman"/>
-          <w:szCs w:val="24"/>
-        </w:rPr>
         <w:t>Playing</w:t>
       </w:r>
       <w:bookmarkEnd w:id="13"/>
       <w:r>
         <w:rPr>
-          <w:rFonts w:eastAsia="Times New Roman" w:cs="Times New Roman"/>
           <w:i/>
           <w:iCs/>
-          <w:color w:val="000000"/>
-          <w:szCs w:val="24"/>
         </w:rPr>
         <w:t xml:space="preserve"> </w:t>
       </w:r>
@@ -5408,51 +5308,13 @@
     <w:p>
       <w:pPr>
         <w:pStyle w:val="Judul2"/>
-        <w:rPr>
-          <w:rFonts w:eastAsia="Times New Roman" w:cs="Times New Roman"/>
-          <w:b w:val="0"/>
-          <w:bCs w:val="0"/>
-          <w:i/>
-          <w:iCs/>
-          <w:color w:val="000000"/>
-          <w:szCs w:val="24"/>
-        </w:rPr>
       </w:pPr>
       <w:bookmarkStart w:id="14" w:name="_Toc229820724"/>
       <w:r>
-        <w:rPr>
-          <w:rFonts w:eastAsia="Times New Roman" w:cs="Times New Roman"/>
-          <w:color w:val="000000"/>
-          <w:szCs w:val="24"/>
-        </w:rPr>
-        <w:t xml:space="preserve">2.4 </w:t>
-      </w:r>
-      <w:r>
-        <w:rPr>
-          <w:rFonts w:cs="Times New Roman"/>
-          <w:szCs w:val="24"/>
-        </w:rPr>
-        <w:t>Automatic</w:t>
-      </w:r>
-      <w:r>
-        <w:rPr>
-          <w:rFonts w:eastAsia="Times New Roman" w:cs="Times New Roman"/>
-          <w:i/>
-          <w:iCs/>
-          <w:color w:val="000000"/>
-          <w:szCs w:val="24"/>
-        </w:rPr>
-        <w:t xml:space="preserve"> Speech Recognition</w:t>
+        <w:t>2.4 Automatic Speech Recognition</w:t>
       </w:r>
       <w:bookmarkEnd w:id="14"/>
       <w:r>
-        <w:rPr>
-          <w:rFonts w:eastAsia="Times New Roman" w:cs="Times New Roman"/>
-          <w:i/>
-          <w:iCs/>
-          <w:color w:val="000000"/>
-          <w:szCs w:val="24"/>
-        </w:rPr>
         <w:t xml:space="preserve"> </w:t>
       </w:r>
     </w:p>
@@ -5499,61 +5361,13 @@
     <w:p>
       <w:pPr>
         <w:pStyle w:val="Judul2"/>
-        <w:rPr>
-          <w:rFonts w:eastAsia="Times New Roman" w:cs="Times New Roman"/>
-          <w:b w:val="0"/>
-          <w:bCs w:val="0"/>
-          <w:i/>
-          <w:iCs/>
-          <w:color w:val="000000"/>
-          <w:szCs w:val="24"/>
-        </w:rPr>
       </w:pPr>
       <w:bookmarkStart w:id="15" w:name="_Toc229820725"/>
       <w:r>
-        <w:rPr>
-          <w:rFonts w:eastAsia="Times New Roman" w:cs="Times New Roman"/>
-          <w:color w:val="000000"/>
-          <w:szCs w:val="24"/>
-        </w:rPr>
-        <w:t xml:space="preserve">2.5 </w:t>
-      </w:r>
-      <w:r>
-        <w:rPr>
-          <w:rFonts w:eastAsia="Times New Roman" w:cs="Times New Roman"/>
-          <w:i/>
-          <w:iCs/>
-          <w:color w:val="000000"/>
-          <w:szCs w:val="24"/>
-        </w:rPr>
-        <w:t xml:space="preserve">Filler </w:t>
-      </w:r>
-      <w:r>
-        <w:rPr>
-          <w:rFonts w:cs="Times New Roman"/>
-          <w:szCs w:val="24"/>
-        </w:rPr>
-        <w:t>Word</w:t>
-      </w:r>
-      <w:r>
-        <w:rPr>
-          <w:rFonts w:eastAsia="Times New Roman" w:cs="Times New Roman"/>
-          <w:i/>
-          <w:iCs/>
-          <w:color w:val="000000"/>
-          <w:szCs w:val="24"/>
-        </w:rPr>
-        <w:t xml:space="preserve"> Detection</w:t>
+        <w:t>2.5 Filler Word Detection</w:t>
       </w:r>
       <w:bookmarkEnd w:id="15"/>
       <w:r>
-        <w:rPr>
-          <w:rFonts w:eastAsia="Times New Roman" w:cs="Times New Roman"/>
-          <w:i/>
-          <w:iCs/>
-          <w:color w:val="000000"/>
-          <w:szCs w:val="24"/>
-        </w:rPr>
         <w:t xml:space="preserve"> </w:t>
       </w:r>
     </w:p>
@@ -5616,61 +5430,13 @@
     <w:p>
       <w:pPr>
         <w:pStyle w:val="Judul2"/>
-        <w:rPr>
-          <w:rFonts w:eastAsia="Times New Roman" w:cs="Times New Roman"/>
-          <w:b w:val="0"/>
-          <w:bCs w:val="0"/>
-          <w:i/>
-          <w:iCs/>
-          <w:color w:val="000000"/>
-          <w:szCs w:val="24"/>
-        </w:rPr>
       </w:pPr>
       <w:bookmarkStart w:id="16" w:name="_Toc229820726"/>
       <w:r>
-        <w:rPr>
-          <w:rFonts w:eastAsia="Times New Roman" w:cs="Times New Roman"/>
-          <w:color w:val="000000"/>
-          <w:szCs w:val="24"/>
-        </w:rPr>
-        <w:t xml:space="preserve">2.6 </w:t>
-      </w:r>
-      <w:r>
-        <w:rPr>
-          <w:rFonts w:eastAsia="Times New Roman" w:cs="Times New Roman"/>
-          <w:i/>
-          <w:iCs/>
-          <w:color w:val="000000"/>
-          <w:szCs w:val="24"/>
-        </w:rPr>
-        <w:t xml:space="preserve">Large </w:t>
-      </w:r>
-      <w:r>
-        <w:rPr>
-          <w:rFonts w:cs="Times New Roman"/>
-          <w:szCs w:val="24"/>
-        </w:rPr>
-        <w:t>Language</w:t>
-      </w:r>
-      <w:r>
-        <w:rPr>
-          <w:rFonts w:eastAsia="Times New Roman" w:cs="Times New Roman"/>
-          <w:i/>
-          <w:iCs/>
-          <w:color w:val="000000"/>
-          <w:szCs w:val="24"/>
-        </w:rPr>
-        <w:t xml:space="preserve"> Model</w:t>
+        <w:t>2.6 Large Language Model</w:t>
       </w:r>
       <w:bookmarkEnd w:id="16"/>
       <w:r>
-        <w:rPr>
-          <w:rFonts w:eastAsia="Times New Roman" w:cs="Times New Roman"/>
-          <w:i/>
-          <w:iCs/>
-          <w:color w:val="000000"/>
-          <w:szCs w:val="24"/>
-        </w:rPr>
         <w:t xml:space="preserve"> </w:t>
       </w:r>
     </w:p>
@@ -5749,37 +5515,13 @@
     <w:p>
       <w:pPr>
         <w:pStyle w:val="Judul2"/>
-        <w:rPr>
-          <w:rFonts w:eastAsia="Times New Roman" w:cs="Times New Roman"/>
-          <w:b w:val="0"/>
-          <w:bCs w:val="0"/>
-          <w:color w:val="000000"/>
-          <w:szCs w:val="24"/>
-        </w:rPr>
       </w:pPr>
       <w:bookmarkStart w:id="17" w:name="_Toc229820727"/>
       <w:r>
-        <w:rPr>
-          <w:rFonts w:eastAsia="Times New Roman" w:cs="Times New Roman"/>
-          <w:color w:val="000000"/>
-          <w:szCs w:val="24"/>
-        </w:rPr>
-        <w:t xml:space="preserve">2.7 </w:t>
-      </w:r>
-      <w:r>
-        <w:rPr>
-          <w:rFonts w:cs="Times New Roman"/>
-          <w:szCs w:val="24"/>
-        </w:rPr>
-        <w:t>Wicara</w:t>
+        <w:t>2.7 Wicara</w:t>
       </w:r>
       <w:bookmarkEnd w:id="17"/>
       <w:r>
-        <w:rPr>
-          <w:rFonts w:eastAsia="Times New Roman" w:cs="Times New Roman"/>
-          <w:color w:val="000000"/>
-          <w:szCs w:val="24"/>
-        </w:rPr>
         <w:t xml:space="preserve"> </w:t>
       </w:r>
     </w:p>
@@ -7098,25 +6840,13 @@
     <w:p>
       <w:pPr>
         <w:pStyle w:val="Judul2"/>
-        <w:rPr>
-          <w:rFonts w:cs="Times New Roman"/>
-          <w:szCs w:val="24"/>
-        </w:rPr>
       </w:pPr>
       <w:bookmarkStart w:id="21" w:name="_Toc229820730"/>
       <w:r>
-        <w:rPr>
-          <w:rFonts w:cs="Times New Roman"/>
-          <w:szCs w:val="24"/>
-        </w:rPr>
         <w:t>4.1 Anggaran Biaya</w:t>
       </w:r>
       <w:bookmarkEnd w:id="21"/>
       <w:r>
-        <w:rPr>
-          <w:rFonts w:cs="Times New Roman"/>
-          <w:szCs w:val="24"/>
-        </w:rPr>
         <w:t xml:space="preserve"> </w:t>
       </w:r>
     </w:p>
@@ -9801,25 +9531,13 @@
     <w:p>
       <w:pPr>
         <w:pStyle w:val="Judul2"/>
-        <w:rPr>
-          <w:rFonts w:cs="Times New Roman"/>
-          <w:szCs w:val="24"/>
-        </w:rPr>
       </w:pPr>
       <w:bookmarkStart w:id="23" w:name="_Toc229820731"/>
       <w:r>
-        <w:rPr>
-          <w:rFonts w:cs="Times New Roman"/>
-          <w:szCs w:val="24"/>
-        </w:rPr>
         <w:t>4.2 Jadwal Kegiatan</w:t>
       </w:r>
       <w:bookmarkEnd w:id="23"/>
       <w:r>
-        <w:rPr>
-          <w:rFonts w:cs="Times New Roman"/>
-          <w:szCs w:val="24"/>
-        </w:rPr>
         <w:t xml:space="preserve"> </w:t>
       </w:r>
     </w:p>
@@ -13141,18 +12859,10 @@
     <w:p>
       <w:pPr>
         <w:pStyle w:val="Lampiran"/>
-        <w:rPr>
-          <w:rFonts w:cs="Times New Roman"/>
-          <w:szCs w:val="24"/>
-        </w:rPr>
       </w:pPr>
       <w:bookmarkStart w:id="27" w:name="_Toc229820734"/>
       <w:bookmarkStart w:id="28" w:name="_Toc229820882"/>
       <w:r>
-        <w:rPr>
-          <w:rFonts w:cs="Times New Roman"/>
-          <w:szCs w:val="24"/>
-        </w:rPr>
         <w:t>Lampiran 1. Biodata Ketua dan Anggota, serta Dosen Pendamping</w:t>
       </w:r>
       <w:bookmarkEnd w:id="27"/>
@@ -13718,16 +13428,8 @@
     <w:p>
       <w:pPr>
         <w:pStyle w:val="Lampiran"/>
-        <w:rPr>
-          <w:rFonts w:cs="Times New Roman"/>
-          <w:szCs w:val="24"/>
-        </w:rPr>
-      </w:pPr>
-      <w:r>
-        <w:rPr>
-          <w:rFonts w:cs="Times New Roman"/>
-          <w:szCs w:val="24"/>
-        </w:rPr>
+      </w:pPr>
+      <w:r>
         <w:t>Lampiran 2. Justifikasi Anggaran Kegiatan</w:t>
       </w:r>
       <w:bookmarkEnd w:id="29"/>
@@ -16940,18 +16642,10 @@
     <w:p>
       <w:pPr>
         <w:pStyle w:val="Lampiran"/>
-        <w:rPr>
-          <w:rFonts w:cs="Times New Roman"/>
-          <w:szCs w:val="24"/>
-        </w:rPr>
       </w:pPr>
       <w:bookmarkStart w:id="31" w:name="_Toc229820736"/>
       <w:bookmarkStart w:id="32" w:name="_Toc229820884"/>
       <w:r>
-        <w:rPr>
-          <w:rFonts w:cs="Times New Roman"/>
-          <w:szCs w:val="24"/>
-        </w:rPr>
         <w:lastRenderedPageBreak/>
         <w:t>Lampiran 3. Susunan Tim Pengusul dan Pembagian Tugas</w:t>
       </w:r>
@@ -20100,18 +19794,10 @@
     <w:p>
       <w:pPr>
         <w:pStyle w:val="Lampiran"/>
-        <w:rPr>
-          <w:rFonts w:cs="Times New Roman"/>
-          <w:szCs w:val="24"/>
-        </w:rPr>
       </w:pPr>
       <w:bookmarkStart w:id="33" w:name="_Toc229820737"/>
       <w:bookmarkStart w:id="34" w:name="_Toc229820885"/>
       <w:r>
-        <w:rPr>
-          <w:rFonts w:cs="Times New Roman"/>
-          <w:szCs w:val="24"/>
-        </w:rPr>
         <w:lastRenderedPageBreak/>
         <w:t>Lampiran 4. Surat Pernyataan Ketua Tim Pengusul</w:t>
       </w:r>
@@ -20207,28 +19893,16 @@
     <w:p>
       <w:pPr>
         <w:pStyle w:val="Lampiran"/>
-        <w:rPr>
-          <w:rFonts w:cs="Times New Roman"/>
-          <w:szCs w:val="24"/>
-        </w:rPr>
       </w:pPr>
       <w:bookmarkStart w:id="35" w:name="_Toc229820738"/>
       <w:bookmarkStart w:id="36" w:name="_Toc229820886"/>
       <w:r>
-        <w:rPr>
-          <w:rFonts w:cs="Times New Roman"/>
-          <w:szCs w:val="24"/>
-        </w:rPr>
         <w:lastRenderedPageBreak/>
         <w:t>Lampiran 5. Gambaran Teknologi yang akan Dikembangkan</w:t>
       </w:r>
       <w:bookmarkEnd w:id="35"/>
       <w:bookmarkEnd w:id="36"/>
       <w:r>
-        <w:rPr>
-          <w:rFonts w:cs="Times New Roman"/>
-          <w:szCs w:val="24"/>
-        </w:rPr>
         <w:t xml:space="preserve"> </w:t>
       </w:r>
     </w:p>
@@ -22063,16 +21737,17 @@
     <w:uiPriority w:val="9"/>
     <w:unhideWhenUsed/>
     <w:qFormat/>
-    <w:rsid w:val="00A55530"/>
+    <w:rsid w:val="002C5054"/>
     <w:pPr>
       <w:keepNext/>
       <w:keepLines/>
       <w:outlineLvl w:val="1"/>
     </w:pPr>
     <w:rPr>
+      <w:rFonts w:cs="Times New Roman"/>
       <w:b/>
       <w:bCs/>
-      <w:szCs w:val="36"/>
+      <w:szCs w:val="24"/>
     </w:rPr>
   </w:style>
   <w:style w:type="paragraph" w:styleId="Judul3">
@@ -22440,14 +22115,14 @@
     <w:basedOn w:val="FontParagrafDefault"/>
     <w:link w:val="Judul2"/>
     <w:uiPriority w:val="9"/>
-    <w:rsid w:val="00DB2C0C"/>
+    <w:rsid w:val="002C5054"/>
     <w:rPr>
-      <w:rFonts w:ascii="Times New Roman" w:hAnsi="Times New Roman"/>
+      <w:rFonts w:ascii="Times New Roman" w:hAnsi="Times New Roman" w:cs="Times New Roman"/>
       <w:b/>
       <w:bCs/>
       <w:color w:val="000000" w:themeColor="text1"/>
       <w:sz w:val="24"/>
-      <w:szCs w:val="36"/>
+      <w:szCs w:val="24"/>
     </w:rPr>
   </w:style>
   <w:style w:type="character" w:customStyle="1" w:styleId="LampiranKAR">
@@ -22456,7 +22131,7 @@
     <w:link w:val="Lampiran"/>
     <w:rsid w:val="00DB2C0C"/>
     <w:rPr>
-      <w:rFonts w:ascii="Times New Roman" w:hAnsi="Times New Roman"/>
+      <w:rFonts w:ascii="Times New Roman" w:hAnsi="Times New Roman" w:cs="Times New Roman"/>
       <w:b/>
       <w:bCs/>
       <w:color w:val="000000" w:themeColor="text1"/>
